--- a/docs/export/ADW-SPEC.docx
+++ b/docs/export/ADW-SPEC.docx
@@ -785,7 +785,7 @@
               <a:graphicData uri="http://schemas.openxmlformats.org/drawingml/2006/picture">
                 <pic:pic>
                   <pic:nvPicPr>
-                    <pic:cNvPr descr="/tmp/tmpi1srrkay/emf/diagrams/spec/philosophy-map.emf" id="33" name="Picture"/>
+                    <pic:cNvPr descr="/tmp/tmpd3afpfva/emf/diagrams/spec/philosophy-map.emf" id="33" name="Picture"/>
                     <pic:cNvPicPr>
                       <a:picLocks noChangeArrowheads="1" noChangeAspect="1"/>
                     </pic:cNvPicPr>
@@ -1251,7 +1251,7 @@
               <a:graphicData uri="http://schemas.openxmlformats.org/drawingml/2006/picture">
                 <pic:pic>
                   <pic:nvPicPr>
-                    <pic:cNvPr descr="/tmp/tmpi1srrkay/emf/diagrams/spec/fix-path.emf" id="38" name="Picture"/>
+                    <pic:cNvPr descr="/tmp/tmpd3afpfva/emf/diagrams/spec/fix-path.emf" id="38" name="Picture"/>
                     <pic:cNvPicPr>
                       <a:picLocks noChangeArrowheads="1" noChangeAspect="1"/>
                     </pic:cNvPicPr>
@@ -3746,7 +3746,7 @@
               <a:graphicData uri="http://schemas.openxmlformats.org/drawingml/2006/picture">
                 <pic:pic>
                   <pic:nvPicPr>
-                    <pic:cNvPr descr="/tmp/tmpi1srrkay/emf/diagrams/spec/architecture.emf" id="55" name="Picture"/>
+                    <pic:cNvPr descr="/tmp/tmpd3afpfva/emf/diagrams/spec/architecture.emf" id="55" name="Picture"/>
                     <pic:cNvPicPr>
                       <a:picLocks noChangeArrowheads="1" noChangeAspect="1"/>
                     </pic:cNvPicPr>
@@ -3996,7 +3996,7 @@
               <w:t xml:space="preserve">gh</w:t>
             </w:r>
             <w:r>
-              <w:t xml:space="preserve">), working-tree preflight with self-heal, per-run execution lock, run span, dry-run wiring, auto-prune.</w:t>
+              <w:t xml:space="preserve">), forge preflight, working-tree preflight with self-heal, per-run execution lock, run span, dry-run wiring, auto-prune.</w:t>
             </w:r>
           </w:p>
         </w:tc>
@@ -4956,7 +4956,7 @@
               <w:t xml:space="preserve">ForgeError</w:t>
             </w:r>
             <w:r>
-              <w:t xml:space="preserve">, which phase 7 turns into an escalation (dry run: falls back to GitLab).</w:t>
+              <w:t xml:space="preserve">: the CLI forge preflight refuses the command; phase 7 escalates only if origin/config changed mid-run (dry run: falls back to GitLab).</w:t>
             </w:r>
           </w:p>
         </w:tc>
@@ -5641,7 +5641,7 @@
               <a:graphicData uri="http://schemas.openxmlformats.org/drawingml/2006/picture">
                 <pic:pic>
                   <pic:nvPicPr>
-                    <pic:cNvPr descr="/tmp/tmpi1srrkay/emf/diagrams/spec/module-layers.emf" id="58" name="Picture"/>
+                    <pic:cNvPr descr="/tmp/tmpd3afpfva/emf/diagrams/spec/module-layers.emf" id="58" name="Picture"/>
                     <pic:cNvPicPr>
                       <a:picLocks noChangeArrowheads="1" noChangeAspect="1"/>
                     </pic:cNvPicPr>
@@ -6602,7 +6602,7 @@
               <a:graphicData uri="http://schemas.openxmlformats.org/drawingml/2006/picture">
                 <pic:pic>
                   <pic:nvPicPr>
-                    <pic:cNvPr descr="/tmp/tmpi1srrkay/emf/diagrams/spec/state-machine.emf" id="64" name="Picture"/>
+                    <pic:cNvPr descr="/tmp/tmpd3afpfva/emf/diagrams/spec/state-machine.emf" id="64" name="Picture"/>
                     <pic:cNvPicPr>
                       <a:picLocks noChangeArrowheads="1" noChangeAspect="1"/>
                     </pic:cNvPicPr>
@@ -8490,7 +8490,7 @@
               <a:graphicData uri="http://schemas.openxmlformats.org/drawingml/2006/picture">
                 <pic:pic>
                   <pic:nvPicPr>
-                    <pic:cNvPr descr="/tmp/tmpi1srrkay/emf/diagrams/spec/run-state.emf" id="70" name="Picture"/>
+                    <pic:cNvPr descr="/tmp/tmpd3afpfva/emf/diagrams/spec/run-state.emf" id="70" name="Picture"/>
                     <pic:cNvPicPr>
                       <a:picLocks noChangeArrowheads="1" noChangeAspect="1"/>
                     </pic:cNvPicPr>
@@ -11876,7 +11876,7 @@
               <a:graphicData uri="http://schemas.openxmlformats.org/drawingml/2006/picture">
                 <pic:pic>
                   <pic:nvPicPr>
-                    <pic:cNvPr descr="/tmp/tmpi1srrkay/emf/diagrams/spec/write-boundaries.emf" id="79" name="Picture"/>
+                    <pic:cNvPr descr="/tmp/tmpd3afpfva/emf/diagrams/spec/write-boundaries.emf" id="79" name="Picture"/>
                     <pic:cNvPicPr>
                       <a:picLocks noChangeArrowheads="1" noChangeAspect="1"/>
                     </pic:cNvPicPr>
@@ -13910,13 +13910,67 @@
         <w:t xml:space="preserve">ForgeError</w:t>
       </w:r>
       <w:r>
-        <w:t xml:space="preserve">, which escalates phase 7 in a real run (no poll against the wrong</w:t>
-      </w:r>
-      <w:r>
-        <w:t xml:space="preserve"> </w:t>
-      </w:r>
-      <w:r>
-        <w:t xml:space="preserve">API). The dry run falls back to GitLab.</w:t>
+        <w:t xml:space="preserve">.</w:t>
+      </w:r>
+      <w:r>
+        <w:t xml:space="preserve"> </w:t>
+      </w:r>
+      <w:r>
+        <w:rPr>
+          <w:rStyle w:val="VerbatimChar"/>
+        </w:rPr>
+        <w:t xml:space="preserve">cli._preflight_forge</w:t>
+      </w:r>
+      <w:r>
+        <w:t xml:space="preserve"> </w:t>
+      </w:r>
+      <w:r>
+        <w:t xml:space="preserve">calls it for real</w:t>
+      </w:r>
+      <w:r>
+        <w:t xml:space="preserve"> </w:t>
+      </w:r>
+      <w:r>
+        <w:rPr>
+          <w:rStyle w:val="VerbatimChar"/>
+        </w:rPr>
+        <w:t xml:space="preserve">run</w:t>
+      </w:r>
+      <w:r>
+        <w:t xml:space="preserve">/</w:t>
+      </w:r>
+      <w:r>
+        <w:rPr>
+          <w:rStyle w:val="VerbatimChar"/>
+        </w:rPr>
+        <w:t xml:space="preserve">resume</w:t>
+      </w:r>
+      <w:r>
+        <w:t xml:space="preserve">/</w:t>
+      </w:r>
+      <w:r>
+        <w:rPr>
+          <w:rStyle w:val="VerbatimChar"/>
+        </w:rPr>
+        <w:t xml:space="preserve">approve</w:t>
+      </w:r>
+      <w:r>
+        <w:t xml:space="preserve"> </w:t>
+      </w:r>
+      <w:r>
+        <w:t xml:space="preserve">and refuses (exit 1, no state change) before any agent runs; phase 7 calls it</w:t>
+      </w:r>
+      <w:r>
+        <w:t xml:space="preserve"> </w:t>
+      </w:r>
+      <w:r>
+        <w:t xml:space="preserve">again as a safety net and escalates (no poll against the wrong API). The dry run</w:t>
+      </w:r>
+      <w:r>
+        <w:t xml:space="preserve"> </w:t>
+      </w:r>
+      <w:r>
+        <w:t xml:space="preserve">falls back to GitLab.</w:t>
       </w:r>
     </w:p>
     <w:p>
@@ -14450,7 +14504,7 @@
         <w:t xml:space="preserve"> </w:t>
       </w:r>
       <w:r>
-        <w:t xml:space="preserve">lanes exist), runs the working-tree preflight, then</w:t>
+        <w:t xml:space="preserve">lanes exist), runs the forge and working-tree preflights, then</w:t>
       </w:r>
       <w:r>
         <w:t xml:space="preserve"> </w:t>
@@ -14713,6 +14767,97 @@
       </w:r>
       <w:r>
         <w:t xml:space="preserve">nothing. The preflight never escalates.</w:t>
+      </w:r>
+    </w:p>
+    <w:p>
+      <w:pPr>
+        <w:pStyle w:val="Compact"/>
+        <w:numPr>
+          <w:ilvl w:val="0"/>
+          <w:numId w:val="1008"/>
+        </w:numPr>
+      </w:pPr>
+      <w:r>
+        <w:rPr>
+          <w:b/>
+          <w:bCs/>
+        </w:rPr>
+        <w:t xml:space="preserve">Forge preflight</w:t>
+      </w:r>
+      <w:r>
+        <w:t xml:space="preserve"> </w:t>
+      </w:r>
+      <w:r>
+        <w:t xml:space="preserve">(</w:t>
+      </w:r>
+      <w:r>
+        <w:rPr>
+          <w:rStyle w:val="VerbatimChar"/>
+        </w:rPr>
+        <w:t xml:space="preserve">run</w:t>
+      </w:r>
+      <w:r>
+        <w:t xml:space="preserve">,</w:t>
+      </w:r>
+      <w:r>
+        <w:t xml:space="preserve"> </w:t>
+      </w:r>
+      <w:r>
+        <w:rPr>
+          <w:rStyle w:val="VerbatimChar"/>
+        </w:rPr>
+        <w:t xml:space="preserve">resume</w:t>
+      </w:r>
+      <w:r>
+        <w:t xml:space="preserve">,</w:t>
+      </w:r>
+      <w:r>
+        <w:t xml:space="preserve"> </w:t>
+      </w:r>
+      <w:r>
+        <w:rPr>
+          <w:rStyle w:val="VerbatimChar"/>
+        </w:rPr>
+        <w:t xml:space="preserve">approve</w:t>
+      </w:r>
+      <w:r>
+        <w:t xml:space="preserve">; real runs only):</w:t>
+      </w:r>
+      <w:r>
+        <w:t xml:space="preserve"> </w:t>
+      </w:r>
+      <w:r>
+        <w:rPr>
+          <w:rStyle w:val="VerbatimChar"/>
+        </w:rPr>
+        <w:t xml:space="preserve">detect_forge</w:t>
+      </w:r>
+      <w:r>
+        <w:t xml:space="preserve"> </w:t>
+      </w:r>
+      <w:r>
+        <w:t xml:space="preserve">must succeed, otherwise the command is refused with the</w:t>
+      </w:r>
+      <w:r>
+        <w:t xml:space="preserve"> </w:t>
+      </w:r>
+      <w:r>
+        <w:rPr>
+          <w:rStyle w:val="VerbatimChar"/>
+        </w:rPr>
+        <w:t xml:space="preserve">ci.provider</w:t>
+      </w:r>
+      <w:r>
+        <w:t xml:space="preserve"> </w:t>
+      </w:r>
+      <w:r>
+        <w:t xml:space="preserve">hint —</w:t>
+      </w:r>
+      <w:r>
+        <w:t xml:space="preserve"> </w:t>
+      </w:r>
+      <w:r>
+        <w:t xml:space="preserve">no run created, no state change, never an escalation.</w:t>
       </w:r>
     </w:p>
     <w:p>
@@ -15622,7 +15767,7 @@
               <a:graphicData uri="http://schemas.openxmlformats.org/drawingml/2006/picture">
                 <pic:pic>
                   <pic:nvPicPr>
-                    <pic:cNvPr descr="/tmp/tmpi1srrkay/emf/diagrams/spec/security-layers.emf" id="89" name="Picture"/>
+                    <pic:cNvPr descr="/tmp/tmpd3afpfva/emf/diagrams/spec/security-layers.emf" id="89" name="Picture"/>
                     <pic:cNvPicPr>
                       <a:picLocks noChangeArrowheads="1" noChangeAspect="1"/>
                     </pic:cNvPicPr>

--- a/docs/export/ADW-SPEC.docx
+++ b/docs/export/ADW-SPEC.docx
@@ -785,7 +785,7 @@
               <a:graphicData uri="http://schemas.openxmlformats.org/drawingml/2006/picture">
                 <pic:pic>
                   <pic:nvPicPr>
-                    <pic:cNvPr descr="/tmp/tmpd3afpfva/emf/diagrams/spec/philosophy-map.emf" id="33" name="Picture"/>
+                    <pic:cNvPr descr="/tmp/tmprjwl9ly9/emf/diagrams/spec/philosophy-map.emf" id="33" name="Picture"/>
                     <pic:cNvPicPr>
                       <a:picLocks noChangeArrowheads="1" noChangeAspect="1"/>
                     </pic:cNvPicPr>
@@ -1251,7 +1251,7 @@
               <a:graphicData uri="http://schemas.openxmlformats.org/drawingml/2006/picture">
                 <pic:pic>
                   <pic:nvPicPr>
-                    <pic:cNvPr descr="/tmp/tmpd3afpfva/emf/diagrams/spec/fix-path.emf" id="38" name="Picture"/>
+                    <pic:cNvPr descr="/tmp/tmprjwl9ly9/emf/diagrams/spec/fix-path.emf" id="38" name="Picture"/>
                     <pic:cNvPicPr>
                       <a:picLocks noChangeArrowheads="1" noChangeAspect="1"/>
                     </pic:cNvPicPr>
@@ -3746,7 +3746,7 @@
               <a:graphicData uri="http://schemas.openxmlformats.org/drawingml/2006/picture">
                 <pic:pic>
                   <pic:nvPicPr>
-                    <pic:cNvPr descr="/tmp/tmpd3afpfva/emf/diagrams/spec/architecture.emf" id="55" name="Picture"/>
+                    <pic:cNvPr descr="/tmp/tmprjwl9ly9/emf/diagrams/spec/architecture.emf" id="55" name="Picture"/>
                     <pic:cNvPicPr>
                       <a:picLocks noChangeArrowheads="1" noChangeAspect="1"/>
                     </pic:cNvPicPr>
@@ -4224,7 +4224,7 @@
               <w:rPr>
                 <w:rStyle w:val="VerbatimChar"/>
               </w:rPr>
-              <w:t xml:space="preserve">codex exec --sandbox read-only</w:t>
+              <w:t xml:space="preserve">codex exec -m gpt-6-astra --sandbox read-only</w:t>
             </w:r>
             <w:r>
               <w:t xml:space="preserve">, isolated</w:t>
@@ -5641,7 +5641,7 @@
               <a:graphicData uri="http://schemas.openxmlformats.org/drawingml/2006/picture">
                 <pic:pic>
                   <pic:nvPicPr>
-                    <pic:cNvPr descr="/tmp/tmpd3afpfva/emf/diagrams/spec/module-layers.emf" id="58" name="Picture"/>
+                    <pic:cNvPr descr="/tmp/tmprjwl9ly9/emf/diagrams/spec/module-layers.emf" id="58" name="Picture"/>
                     <pic:cNvPicPr>
                       <a:picLocks noChangeArrowheads="1" noChangeAspect="1"/>
                     </pic:cNvPicPr>
@@ -6602,7 +6602,7 @@
               <a:graphicData uri="http://schemas.openxmlformats.org/drawingml/2006/picture">
                 <pic:pic>
                   <pic:nvPicPr>
-                    <pic:cNvPr descr="/tmp/tmpd3afpfva/emf/diagrams/spec/state-machine.emf" id="64" name="Picture"/>
+                    <pic:cNvPr descr="/tmp/tmprjwl9ly9/emf/diagrams/spec/state-machine.emf" id="64" name="Picture"/>
                     <pic:cNvPicPr>
                       <a:picLocks noChangeArrowheads="1" noChangeAspect="1"/>
                     </pic:cNvPicPr>
@@ -8490,7 +8490,7 @@
               <a:graphicData uri="http://schemas.openxmlformats.org/drawingml/2006/picture">
                 <pic:pic>
                   <pic:nvPicPr>
-                    <pic:cNvPr descr="/tmp/tmpd3afpfva/emf/diagrams/spec/run-state.emf" id="70" name="Picture"/>
+                    <pic:cNvPr descr="/tmp/tmprjwl9ly9/emf/diagrams/spec/run-state.emf" id="70" name="Picture"/>
                     <pic:cNvPicPr>
                       <a:picLocks noChangeArrowheads="1" noChangeAspect="1"/>
                     </pic:cNvPicPr>
@@ -11876,7 +11876,7 @@
               <a:graphicData uri="http://schemas.openxmlformats.org/drawingml/2006/picture">
                 <pic:pic>
                   <pic:nvPicPr>
-                    <pic:cNvPr descr="/tmp/tmpd3afpfva/emf/diagrams/spec/write-boundaries.emf" id="79" name="Picture"/>
+                    <pic:cNvPr descr="/tmp/tmprjwl9ly9/emf/diagrams/spec/write-boundaries.emf" id="79" name="Picture"/>
                     <pic:cNvPicPr>
                       <a:picLocks noChangeArrowheads="1" noChangeAspect="1"/>
                     </pic:cNvPicPr>
@@ -12020,7 +12020,7 @@
               <w:jc w:val="left"/>
             </w:pPr>
             <w:r>
-              <w:t xml:space="preserve">Opus 4.8</w:t>
+              <w:t xml:space="preserve">Opus 5.5</w:t>
             </w:r>
           </w:p>
         </w:tc>
@@ -12088,7 +12088,7 @@
               <w:jc w:val="left"/>
             </w:pPr>
             <w:r>
-              <w:t xml:space="preserve">Opus 4.8</w:t>
+              <w:t xml:space="preserve">Opus 5.5</w:t>
             </w:r>
           </w:p>
         </w:tc>
@@ -12183,7 +12183,7 @@
               <w:jc w:val="left"/>
             </w:pPr>
             <w:r>
-              <w:t xml:space="preserve">Fable 5</w:t>
+              <w:t xml:space="preserve">Fable 5.1</w:t>
             </w:r>
           </w:p>
         </w:tc>
@@ -12263,7 +12263,7 @@
               <w:jc w:val="left"/>
             </w:pPr>
             <w:r>
-              <w:t xml:space="preserve">Fable 5</w:t>
+              <w:t xml:space="preserve">Fable 5.1</w:t>
             </w:r>
           </w:p>
         </w:tc>
@@ -12355,7 +12355,7 @@
               <w:jc w:val="left"/>
             </w:pPr>
             <w:r>
-              <w:t xml:space="preserve">Opus 4.8</w:t>
+              <w:t xml:space="preserve">Opus 5.5</w:t>
             </w:r>
           </w:p>
         </w:tc>
@@ -12429,7 +12429,7 @@
               <w:jc w:val="left"/>
             </w:pPr>
             <w:r>
-              <w:t xml:space="preserve">Sonnet 5</w:t>
+              <w:t xml:space="preserve">Sonnet 5.5</w:t>
             </w:r>
           </w:p>
         </w:tc>
@@ -12494,7 +12494,7 @@
               <w:jc w:val="left"/>
             </w:pPr>
             <w:r>
-              <w:t xml:space="preserve">Sonnet 5</w:t>
+              <w:t xml:space="preserve">Sonnet 5.5</w:t>
             </w:r>
           </w:p>
         </w:tc>
@@ -12559,7 +12559,7 @@
               <w:jc w:val="left"/>
             </w:pPr>
             <w:r>
-              <w:t xml:space="preserve">Fable 5</w:t>
+              <w:t xml:space="preserve">Fable 5.1</w:t>
             </w:r>
           </w:p>
         </w:tc>
@@ -12636,7 +12636,7 @@
         <w:rPr>
           <w:rStyle w:val="VerbatimChar"/>
         </w:rPr>
-        <w:t xml:space="preserve">FABLE = "claude-fable-5"</w:t>
+        <w:t xml:space="preserve">FABLE = "claude-fable-5-1"</w:t>
       </w:r>
       <w:r>
         <w:t xml:space="preserve">,</w:t>
@@ -12648,7 +12648,7 @@
         <w:rPr>
           <w:rStyle w:val="VerbatimChar"/>
         </w:rPr>
-        <w:t xml:space="preserve">OPUS = "claude-opus-4-8"</w:t>
+        <w:t xml:space="preserve">OPUS = "claude-opus-5-5"</w:t>
       </w:r>
       <w:r>
         <w:t xml:space="preserve">,</w:t>
@@ -12660,10 +12660,76 @@
         <w:rPr>
           <w:rStyle w:val="VerbatimChar"/>
         </w:rPr>
-        <w:t xml:space="preserve">SONNET = "claude-sonnet-5"</w:t>
-      </w:r>
-      <w:r>
-        <w:t xml:space="preserve">.</w:t>
+        <w:t xml:space="preserve">SONNET = "claude-sonnet-5-5"</w:t>
+      </w:r>
+      <w:r>
+        <w:t xml:space="preserve">. Codex is pinned in</w:t>
+      </w:r>
+      <w:r>
+        <w:t xml:space="preserve"> </w:t>
+      </w:r>
+      <w:r>
+        <w:rPr>
+          <w:rStyle w:val="VerbatimChar"/>
+        </w:rPr>
+        <w:t xml:space="preserve">codex.py</w:t>
+      </w:r>
+      <w:r>
+        <w:t xml:space="preserve">:</w:t>
+      </w:r>
+      <w:r>
+        <w:t xml:space="preserve"> </w:t>
+      </w:r>
+      <w:r>
+        <w:rPr>
+          <w:rStyle w:val="VerbatimChar"/>
+        </w:rPr>
+        <w:t xml:space="preserve">CODEX_MODEL = "gpt-6-astra"</w:t>
+      </w:r>
+      <w:r>
+        <w:t xml:space="preserve"> </w:t>
+      </w:r>
+      <w:r>
+        <w:t xml:space="preserve">(passed as</w:t>
+      </w:r>
+      <w:r>
+        <w:t xml:space="preserve"> </w:t>
+      </w:r>
+      <w:r>
+        <w:rPr>
+          <w:rStyle w:val="VerbatimChar"/>
+        </w:rPr>
+        <w:t xml:space="preserve">-m</w:t>
+      </w:r>
+      <w:r>
+        <w:t xml:space="preserve">; the isolated</w:t>
+      </w:r>
+      <w:r>
+        <w:t xml:space="preserve"> </w:t>
+      </w:r>
+      <w:r>
+        <w:rPr>
+          <w:rStyle w:val="VerbatimChar"/>
+        </w:rPr>
+        <w:t xml:space="preserve">CODEX_HOME</w:t>
+      </w:r>
+      <w:r>
+        <w:t xml:space="preserve"> </w:t>
+      </w:r>
+      <w:r>
+        <w:t xml:space="preserve">has no</w:t>
+      </w:r>
+      <w:r>
+        <w:t xml:space="preserve"> </w:t>
+      </w:r>
+      <w:r>
+        <w:rPr>
+          <w:rStyle w:val="VerbatimChar"/>
+        </w:rPr>
+        <w:t xml:space="preserve">config.toml</w:t>
+      </w:r>
+      <w:r>
+        <w:t xml:space="preserve">, so without it codex would use its built-in default).</w:t>
       </w:r>
     </w:p>
     <w:p>
@@ -12681,13 +12747,19 @@
         <w:t xml:space="preserve"> </w:t>
       </w:r>
       <w:r>
-        <w:t xml:space="preserve">Opus does the deep work (drafts, build). Fable — broader and</w:t>
-      </w:r>
-      <w:r>
-        <w:t xml:space="preserve"> </w:t>
-      </w:r>
-      <w:r>
-        <w:t xml:space="preserve">cheaper — merges drafts and reviews the result. Sonnet does assembly-line triage.</w:t>
+        <w:t xml:space="preserve">Opus does the volume work (drafts, build — many turns, the</w:t>
+      </w:r>
+      <w:r>
+        <w:t xml:space="preserve"> </w:t>
+      </w:r>
+      <w:r>
+        <w:t xml:space="preserve">cheaper per-token tier). Fable, the most capable model, is reserved for judgment:</w:t>
+      </w:r>
+      <w:r>
+        <w:t xml:space="preserve"> </w:t>
+      </w:r>
+      <w:r>
+        <w:t xml:space="preserve">merging the drafts and the final review. Sonnet does assembly-line triage.</w:t>
       </w:r>
     </w:p>
     <w:p>
@@ -13486,7 +13558,7 @@
         <w:rPr>
           <w:rStyle w:val="VerbatimChar"/>
         </w:rPr>
-        <w:t xml:space="preserve">codex exec --sandbox read-only -c mcp_servers={} …</w:t>
+        <w:t xml:space="preserve">codex exec -m gpt-6-astra --sandbox read-only -c mcp_servers={} …</w:t>
       </w:r>
       <w:r>
         <w:t xml:space="preserve"> </w:t>
@@ -15767,7 +15839,7 @@
               <a:graphicData uri="http://schemas.openxmlformats.org/drawingml/2006/picture">
                 <pic:pic>
                   <pic:nvPicPr>
-                    <pic:cNvPr descr="/tmp/tmpd3afpfva/emf/diagrams/spec/security-layers.emf" id="89" name="Picture"/>
+                    <pic:cNvPr descr="/tmp/tmprjwl9ly9/emf/diagrams/spec/security-layers.emf" id="89" name="Picture"/>
                     <pic:cNvPicPr>
                       <a:picLocks noChangeArrowheads="1" noChangeAspect="1"/>
                     </pic:cNvPicPr>

--- a/docs/export/ADW-SPEC.docx
+++ b/docs/export/ADW-SPEC.docx
@@ -785,7 +785,7 @@
               <a:graphicData uri="http://schemas.openxmlformats.org/drawingml/2006/picture">
                 <pic:pic>
                   <pic:nvPicPr>
-                    <pic:cNvPr descr="/tmp/tmprjwl9ly9/emf/diagrams/spec/philosophy-map.emf" id="33" name="Picture"/>
+                    <pic:cNvPr descr="/tmp/tmpl0mo_s_5/emf/diagrams/spec/philosophy-map.emf" id="33" name="Picture"/>
                     <pic:cNvPicPr>
                       <a:picLocks noChangeArrowheads="1" noChangeAspect="1"/>
                     </pic:cNvPicPr>
@@ -1251,7 +1251,7 @@
               <a:graphicData uri="http://schemas.openxmlformats.org/drawingml/2006/picture">
                 <pic:pic>
                   <pic:nvPicPr>
-                    <pic:cNvPr descr="/tmp/tmprjwl9ly9/emf/diagrams/spec/fix-path.emf" id="38" name="Picture"/>
+                    <pic:cNvPr descr="/tmp/tmpl0mo_s_5/emf/diagrams/spec/fix-path.emf" id="38" name="Picture"/>
                     <pic:cNvPicPr>
                       <a:picLocks noChangeArrowheads="1" noChangeAspect="1"/>
                     </pic:cNvPicPr>
@@ -3746,7 +3746,7 @@
               <a:graphicData uri="http://schemas.openxmlformats.org/drawingml/2006/picture">
                 <pic:pic>
                   <pic:nvPicPr>
-                    <pic:cNvPr descr="/tmp/tmprjwl9ly9/emf/diagrams/spec/architecture.emf" id="55" name="Picture"/>
+                    <pic:cNvPr descr="/tmp/tmpl0mo_s_5/emf/diagrams/spec/architecture.emf" id="55" name="Picture"/>
                     <pic:cNvPicPr>
                       <a:picLocks noChangeArrowheads="1" noChangeAspect="1"/>
                     </pic:cNvPicPr>
@@ -5237,6 +5237,47 @@
               <w:rPr>
                 <w:rStyle w:val="VerbatimChar"/>
               </w:rPr>
+              <w:t xml:space="preserve">adw/models.py</w:t>
+            </w:r>
+          </w:p>
+        </w:tc>
+        <w:tc>
+          <w:tcPr/>
+          <w:p>
+            <w:pPr>
+              <w:pStyle w:val="Compact"/>
+              <w:jc w:val="right"/>
+            </w:pPr>
+            <w:r>
+              <w:t xml:space="preserve">165</w:t>
+            </w:r>
+          </w:p>
+        </w:tc>
+        <w:tc>
+          <w:tcPr/>
+          <w:p>
+            <w:pPr>
+              <w:pStyle w:val="Compact"/>
+              <w:jc w:val="left"/>
+            </w:pPr>
+            <w:r>
+              <w:t xml:space="preserve">Model freshness check: newest model per role (Claude aliases, codex catalog), 24 h cache, refusal message.</w:t>
+            </w:r>
+          </w:p>
+        </w:tc>
+      </w:tr>
+      <w:tr>
+        <w:tc>
+          <w:tcPr/>
+          <w:p>
+            <w:pPr>
+              <w:pStyle w:val="Compact"/>
+              <w:jc w:val="left"/>
+            </w:pPr>
+            <w:r>
+              <w:rPr>
+                <w:rStyle w:val="VerbatimChar"/>
+              </w:rPr>
               <w:t xml:space="preserve">adw/mock.py</w:t>
             </w:r>
           </w:p>
@@ -5641,7 +5682,7 @@
               <a:graphicData uri="http://schemas.openxmlformats.org/drawingml/2006/picture">
                 <pic:pic>
                   <pic:nvPicPr>
-                    <pic:cNvPr descr="/tmp/tmprjwl9ly9/emf/diagrams/spec/module-layers.emf" id="58" name="Picture"/>
+                    <pic:cNvPr descr="/tmp/tmpl0mo_s_5/emf/diagrams/spec/module-layers.emf" id="58" name="Picture"/>
                     <pic:cNvPicPr>
                       <a:picLocks noChangeArrowheads="1" noChangeAspect="1"/>
                     </pic:cNvPicPr>
@@ -6602,7 +6643,7 @@
               <a:graphicData uri="http://schemas.openxmlformats.org/drawingml/2006/picture">
                 <pic:pic>
                   <pic:nvPicPr>
-                    <pic:cNvPr descr="/tmp/tmprjwl9ly9/emf/diagrams/spec/state-machine.emf" id="64" name="Picture"/>
+                    <pic:cNvPr descr="/tmp/tmpl0mo_s_5/emf/diagrams/spec/state-machine.emf" id="64" name="Picture"/>
                     <pic:cNvPicPr>
                       <a:picLocks noChangeArrowheads="1" noChangeAspect="1"/>
                     </pic:cNvPicPr>
@@ -8490,7 +8531,7 @@
               <a:graphicData uri="http://schemas.openxmlformats.org/drawingml/2006/picture">
                 <pic:pic>
                   <pic:nvPicPr>
-                    <pic:cNvPr descr="/tmp/tmprjwl9ly9/emf/diagrams/spec/run-state.emf" id="70" name="Picture"/>
+                    <pic:cNvPr descr="/tmp/tmpl0mo_s_5/emf/diagrams/spec/run-state.emf" id="70" name="Picture"/>
                     <pic:cNvPicPr>
                       <a:picLocks noChangeArrowheads="1" noChangeAspect="1"/>
                     </pic:cNvPicPr>
@@ -11876,7 +11917,7 @@
               <a:graphicData uri="http://schemas.openxmlformats.org/drawingml/2006/picture">
                 <pic:pic>
                   <pic:nvPicPr>
-                    <pic:cNvPr descr="/tmp/tmprjwl9ly9/emf/diagrams/spec/write-boundaries.emf" id="79" name="Picture"/>
+                    <pic:cNvPr descr="/tmp/tmpl0mo_s_5/emf/diagrams/spec/write-boundaries.emf" id="79" name="Picture"/>
                     <pic:cNvPicPr>
                       <a:picLocks noChangeArrowheads="1" noChangeAspect="1"/>
                     </pic:cNvPicPr>
@@ -14945,6 +14986,220 @@
           <w:b/>
           <w:bCs/>
         </w:rPr>
+        <w:t xml:space="preserve">Model check</w:t>
+      </w:r>
+      <w:r>
+        <w:t xml:space="preserve"> </w:t>
+      </w:r>
+      <w:r>
+        <w:t xml:space="preserve">(</w:t>
+      </w:r>
+      <w:r>
+        <w:rPr>
+          <w:rStyle w:val="VerbatimChar"/>
+        </w:rPr>
+        <w:t xml:space="preserve">run</w:t>
+      </w:r>
+      <w:r>
+        <w:t xml:space="preserve">,</w:t>
+      </w:r>
+      <w:r>
+        <w:t xml:space="preserve"> </w:t>
+      </w:r>
+      <w:r>
+        <w:rPr>
+          <w:rStyle w:val="VerbatimChar"/>
+        </w:rPr>
+        <w:t xml:space="preserve">resume</w:t>
+      </w:r>
+      <w:r>
+        <w:t xml:space="preserve">,</w:t>
+      </w:r>
+      <w:r>
+        <w:t xml:space="preserve"> </w:t>
+      </w:r>
+      <w:r>
+        <w:rPr>
+          <w:rStyle w:val="VerbatimChar"/>
+        </w:rPr>
+        <w:t xml:space="preserve">approve</w:t>
+      </w:r>
+      <w:r>
+        <w:t xml:space="preserve">; real runs only;</w:t>
+      </w:r>
+      <w:r>
+        <w:t xml:space="preserve"> </w:t>
+      </w:r>
+      <w:r>
+        <w:rPr>
+          <w:rStyle w:val="VerbatimChar"/>
+        </w:rPr>
+        <w:t xml:space="preserve">adw/models.py</w:t>
+      </w:r>
+      <w:r>
+        <w:t xml:space="preserve">):</w:t>
+      </w:r>
+      <w:r>
+        <w:t xml:space="preserve"> </w:t>
+      </w:r>
+      <w:r>
+        <w:rPr>
+          <w:rStyle w:val="VerbatimChar"/>
+        </w:rPr>
+        <w:t xml:space="preserve">agents.resolve_model_alias</w:t>
+      </w:r>
+      <w:r>
+        <w:t xml:space="preserve"> </w:t>
+      </w:r>
+      <w:r>
+        <w:t xml:space="preserve">resolves</w:t>
+      </w:r>
+      <w:r>
+        <w:t xml:space="preserve"> </w:t>
+      </w:r>
+      <w:r>
+        <w:rPr>
+          <w:rStyle w:val="VerbatimChar"/>
+        </w:rPr>
+        <w:t xml:space="preserve">opus</w:t>
+      </w:r>
+      <w:r>
+        <w:t xml:space="preserve">/</w:t>
+      </w:r>
+      <w:r>
+        <w:rPr>
+          <w:rStyle w:val="VerbatimChar"/>
+        </w:rPr>
+        <w:t xml:space="preserve">fable</w:t>
+      </w:r>
+      <w:r>
+        <w:t xml:space="preserve">/</w:t>
+      </w:r>
+      <w:r>
+        <w:rPr>
+          <w:rStyle w:val="VerbatimChar"/>
+        </w:rPr>
+        <w:t xml:space="preserve">sonnet</w:t>
+      </w:r>
+      <w:r>
+        <w:t xml:space="preserve"> </w:t>
+      </w:r>
+      <w:r>
+        <w:t xml:space="preserve">with one minimal</w:t>
+      </w:r>
+      <w:r>
+        <w:t xml:space="preserve"> </w:t>
+      </w:r>
+      <w:r>
+        <w:t xml:space="preserve">SDK call each (no tools, no settings); the codex CLI's</w:t>
+      </w:r>
+      <w:r>
+        <w:t xml:space="preserve"> </w:t>
+      </w:r>
+      <w:r>
+        <w:rPr>
+          <w:rStyle w:val="VerbatimChar"/>
+        </w:rPr>
+        <w:t xml:space="preserve">models_cache.json</w:t>
+      </w:r>
+      <w:r>
+        <w:t xml:space="preserve"> </w:t>
+      </w:r>
+      <w:r>
+        <w:t xml:space="preserve">gives</w:t>
+      </w:r>
+      <w:r>
+        <w:t xml:space="preserve"> </w:t>
+      </w:r>
+      <w:r>
+        <w:t xml:space="preserve">the newest listed model of the pinned tier or an announced upgrade. Any pinned</w:t>
+      </w:r>
+      <w:r>
+        <w:t xml:space="preserve"> </w:t>
+      </w:r>
+      <w:r>
+        <w:t xml:space="preserve">model that differs refuses the command with the constant to change. Cached for</w:t>
+      </w:r>
+      <w:r>
+        <w:t xml:space="preserve"> </w:t>
+      </w:r>
+      <w:r>
+        <w:t xml:space="preserve">24 h in</w:t>
+      </w:r>
+      <w:r>
+        <w:t xml:space="preserve"> </w:t>
+      </w:r>
+      <w:r>
+        <w:rPr>
+          <w:rStyle w:val="VerbatimChar"/>
+        </w:rPr>
+        <w:t xml:space="preserve">~/.adw/model-check.json</w:t>
+      </w:r>
+      <w:r>
+        <w:t xml:space="preserve"> </w:t>
+      </w:r>
+      <w:r>
+        <w:t xml:space="preserve">(</w:t>
+      </w:r>
+      <w:r>
+        <w:rPr>
+          <w:rStyle w:val="VerbatimChar"/>
+        </w:rPr>
+        <w:t xml:space="preserve">ADW_MODEL_CHECK_PATH</w:t>
+      </w:r>
+      <w:r>
+        <w:t xml:space="preserve"> </w:t>
+      </w:r>
+      <w:r>
+        <w:t xml:space="preserve">overrides) together with</w:t>
+      </w:r>
+      <w:r>
+        <w:t xml:space="preserve"> </w:t>
+      </w:r>
+      <w:r>
+        <w:t xml:space="preserve">the pins it was taken against — new pins invalidate it; only a complete result is</w:t>
+      </w:r>
+      <w:r>
+        <w:t xml:space="preserve"> </w:t>
+      </w:r>
+      <w:r>
+        <w:t xml:space="preserve">cached; a failed probe (error result,</w:t>
+      </w:r>
+      <w:r>
+        <w:t xml:space="preserve"> </w:t>
+      </w:r>
+      <w:r>
+        <w:rPr>
+          <w:rStyle w:val="VerbatimChar"/>
+        </w:rPr>
+        <w:t xml:space="preserve">&lt;synthetic&gt;</w:t>
+      </w:r>
+      <w:r>
+        <w:t xml:space="preserve"> </w:t>
+      </w:r>
+      <w:r>
+        <w:t xml:space="preserve">model, 120 s timeout), a missing,</w:t>
+      </w:r>
+      <w:r>
+        <w:t xml:space="preserve"> </w:t>
+      </w:r>
+      <w:r>
+        <w:t xml:space="preserve">malformed or &gt; 7 days old codex catalog or an unwritable cache warns and never blocks.</w:t>
+      </w:r>
+    </w:p>
+    <w:p>
+      <w:pPr>
+        <w:pStyle w:val="Compact"/>
+        <w:numPr>
+          <w:ilvl w:val="0"/>
+          <w:numId w:val="1008"/>
+        </w:numPr>
+      </w:pPr>
+      <w:r>
+        <w:rPr>
+          <w:b/>
+          <w:bCs/>
+        </w:rPr>
         <w:t xml:space="preserve">Interrupted agent calls</w:t>
       </w:r>
       <w:r>
@@ -15839,7 +16094,7 @@
               <a:graphicData uri="http://schemas.openxmlformats.org/drawingml/2006/picture">
                 <pic:pic>
                   <pic:nvPicPr>
-                    <pic:cNvPr descr="/tmp/tmprjwl9ly9/emf/diagrams/spec/security-layers.emf" id="89" name="Picture"/>
+                    <pic:cNvPr descr="/tmp/tmpl0mo_s_5/emf/diagrams/spec/security-layers.emf" id="89" name="Picture"/>
                     <pic:cNvPicPr>
                       <a:picLocks noChangeArrowheads="1" noChangeAspect="1"/>
                     </pic:cNvPicPr>

--- a/docs/export/ADW-SPEC.docx
+++ b/docs/export/ADW-SPEC.docx
@@ -785,7 +785,7 @@
               <a:graphicData uri="http://schemas.openxmlformats.org/drawingml/2006/picture">
                 <pic:pic>
                   <pic:nvPicPr>
-                    <pic:cNvPr descr="/tmp/tmpl0mo_s_5/emf/diagrams/spec/philosophy-map.emf" id="33" name="Picture"/>
+                    <pic:cNvPr descr="/tmp/tmp0334j8nq/emf/diagrams/spec/philosophy-map.emf" id="33" name="Picture"/>
                     <pic:cNvPicPr>
                       <a:picLocks noChangeArrowheads="1" noChangeAspect="1"/>
                     </pic:cNvPicPr>
@@ -1251,7 +1251,7 @@
               <a:graphicData uri="http://schemas.openxmlformats.org/drawingml/2006/picture">
                 <pic:pic>
                   <pic:nvPicPr>
-                    <pic:cNvPr descr="/tmp/tmpl0mo_s_5/emf/diagrams/spec/fix-path.emf" id="38" name="Picture"/>
+                    <pic:cNvPr descr="/tmp/tmp0334j8nq/emf/diagrams/spec/fix-path.emf" id="38" name="Picture"/>
                     <pic:cNvPicPr>
                       <a:picLocks noChangeArrowheads="1" noChangeAspect="1"/>
                     </pic:cNvPicPr>
@@ -3746,7 +3746,7 @@
               <a:graphicData uri="http://schemas.openxmlformats.org/drawingml/2006/picture">
                 <pic:pic>
                   <pic:nvPicPr>
-                    <pic:cNvPr descr="/tmp/tmpl0mo_s_5/emf/diagrams/spec/architecture.emf" id="55" name="Picture"/>
+                    <pic:cNvPr descr="/tmp/tmp0334j8nq/emf/diagrams/spec/architecture.emf" id="55" name="Picture"/>
                     <pic:cNvPicPr>
                       <a:picLocks noChangeArrowheads="1" noChangeAspect="1"/>
                     </pic:cNvPicPr>
@@ -5682,7 +5682,7 @@
               <a:graphicData uri="http://schemas.openxmlformats.org/drawingml/2006/picture">
                 <pic:pic>
                   <pic:nvPicPr>
-                    <pic:cNvPr descr="/tmp/tmpl0mo_s_5/emf/diagrams/spec/module-layers.emf" id="58" name="Picture"/>
+                    <pic:cNvPr descr="/tmp/tmp0334j8nq/emf/diagrams/spec/module-layers.emf" id="58" name="Picture"/>
                     <pic:cNvPicPr>
                       <a:picLocks noChangeArrowheads="1" noChangeAspect="1"/>
                     </pic:cNvPicPr>
@@ -6643,7 +6643,7 @@
               <a:graphicData uri="http://schemas.openxmlformats.org/drawingml/2006/picture">
                 <pic:pic>
                   <pic:nvPicPr>
-                    <pic:cNvPr descr="/tmp/tmpl0mo_s_5/emf/diagrams/spec/state-machine.emf" id="64" name="Picture"/>
+                    <pic:cNvPr descr="/tmp/tmp0334j8nq/emf/diagrams/spec/state-machine.emf" id="64" name="Picture"/>
                     <pic:cNvPicPr>
                       <a:picLocks noChangeArrowheads="1" noChangeAspect="1"/>
                     </pic:cNvPicPr>
@@ -8531,7 +8531,7 @@
               <a:graphicData uri="http://schemas.openxmlformats.org/drawingml/2006/picture">
                 <pic:pic>
                   <pic:nvPicPr>
-                    <pic:cNvPr descr="/tmp/tmpl0mo_s_5/emf/diagrams/spec/run-state.emf" id="70" name="Picture"/>
+                    <pic:cNvPr descr="/tmp/tmp0334j8nq/emf/diagrams/spec/run-state.emf" id="70" name="Picture"/>
                     <pic:cNvPicPr>
                       <a:picLocks noChangeArrowheads="1" noChangeAspect="1"/>
                     </pic:cNvPicPr>
@@ -11917,7 +11917,7 @@
               <a:graphicData uri="http://schemas.openxmlformats.org/drawingml/2006/picture">
                 <pic:pic>
                   <pic:nvPicPr>
-                    <pic:cNvPr descr="/tmp/tmpl0mo_s_5/emf/diagrams/spec/write-boundaries.emf" id="79" name="Picture"/>
+                    <pic:cNvPr descr="/tmp/tmp0334j8nq/emf/diagrams/spec/write-boundaries.emf" id="79" name="Picture"/>
                     <pic:cNvPicPr>
                       <a:picLocks noChangeArrowheads="1" noChangeAspect="1"/>
                     </pic:cNvPicPr>
@@ -15037,7 +15037,13 @@
         <w:t xml:space="preserve">adw/models.py</w:t>
       </w:r>
       <w:r>
-        <w:t xml:space="preserve">):</w:t>
+        <w:t xml:space="preserve">; runs</w:t>
+      </w:r>
+      <w:r>
+        <w:t xml:space="preserve"> </w:t>
+      </w:r>
+      <w:r>
+        <w:t xml:space="preserve">after the working-tree preflight, so a refused checkout costs no probe tokens):</w:t>
       </w:r>
       <w:r>
         <w:t xml:space="preserve"> </w:t>
@@ -15184,7 +15190,13 @@
         <w:t xml:space="preserve"> </w:t>
       </w:r>
       <w:r>
-        <w:t xml:space="preserve">malformed or &gt; 7 days old codex catalog or an unwritable cache warns and never blocks.</w:t>
+        <w:t xml:space="preserve">malformed or &gt; 7 days old codex catalog or an unwritable cache warns and never blocks;</w:t>
+      </w:r>
+      <w:r>
+        <w:t xml:space="preserve"> </w:t>
+      </w:r>
+      <w:r>
+        <w:t xml:space="preserve">an unusable cache file (e.g. a timestamp without timezone) is a cache miss.</w:t>
       </w:r>
     </w:p>
     <w:p>
@@ -16094,7 +16106,7 @@
               <a:graphicData uri="http://schemas.openxmlformats.org/drawingml/2006/picture">
                 <pic:pic>
                   <pic:nvPicPr>
-                    <pic:cNvPr descr="/tmp/tmpl0mo_s_5/emf/diagrams/spec/security-layers.emf" id="89" name="Picture"/>
+                    <pic:cNvPr descr="/tmp/tmp0334j8nq/emf/diagrams/spec/security-layers.emf" id="89" name="Picture"/>
                     <pic:cNvPicPr>
                       <a:picLocks noChangeArrowheads="1" noChangeAspect="1"/>
                     </pic:cNvPicPr>

--- a/docs/export/ADW-SPEC.docx
+++ b/docs/export/ADW-SPEC.docx
@@ -785,7 +785,7 @@
               <a:graphicData uri="http://schemas.openxmlformats.org/drawingml/2006/picture">
                 <pic:pic>
                   <pic:nvPicPr>
-                    <pic:cNvPr descr="/tmp/tmp0334j8nq/emf/diagrams/spec/philosophy-map.emf" id="33" name="Picture"/>
+                    <pic:cNvPr descr="/tmp/tmp4gy_zrvq/emf/diagrams/spec/philosophy-map.emf" id="33" name="Picture"/>
                     <pic:cNvPicPr>
                       <a:picLocks noChangeArrowheads="1" noChangeAspect="1"/>
                     </pic:cNvPicPr>
@@ -1251,7 +1251,7 @@
               <a:graphicData uri="http://schemas.openxmlformats.org/drawingml/2006/picture">
                 <pic:pic>
                   <pic:nvPicPr>
-                    <pic:cNvPr descr="/tmp/tmp0334j8nq/emf/diagrams/spec/fix-path.emf" id="38" name="Picture"/>
+                    <pic:cNvPr descr="/tmp/tmp4gy_zrvq/emf/diagrams/spec/fix-path.emf" id="38" name="Picture"/>
                     <pic:cNvPicPr>
                       <a:picLocks noChangeArrowheads="1" noChangeAspect="1"/>
                     </pic:cNvPicPr>
@@ -3746,7 +3746,7 @@
               <a:graphicData uri="http://schemas.openxmlformats.org/drawingml/2006/picture">
                 <pic:pic>
                   <pic:nvPicPr>
-                    <pic:cNvPr descr="/tmp/tmp0334j8nq/emf/diagrams/spec/architecture.emf" id="55" name="Picture"/>
+                    <pic:cNvPr descr="/tmp/tmp4gy_zrvq/emf/diagrams/spec/architecture.emf" id="55" name="Picture"/>
                     <pic:cNvPicPr>
                       <a:picLocks noChangeArrowheads="1" noChangeAspect="1"/>
                     </pic:cNvPicPr>
@@ -5682,7 +5682,7 @@
               <a:graphicData uri="http://schemas.openxmlformats.org/drawingml/2006/picture">
                 <pic:pic>
                   <pic:nvPicPr>
-                    <pic:cNvPr descr="/tmp/tmp0334j8nq/emf/diagrams/spec/module-layers.emf" id="58" name="Picture"/>
+                    <pic:cNvPr descr="/tmp/tmp4gy_zrvq/emf/diagrams/spec/module-layers.emf" id="58" name="Picture"/>
                     <pic:cNvPicPr>
                       <a:picLocks noChangeArrowheads="1" noChangeAspect="1"/>
                     </pic:cNvPicPr>
@@ -6643,7 +6643,7 @@
               <a:graphicData uri="http://schemas.openxmlformats.org/drawingml/2006/picture">
                 <pic:pic>
                   <pic:nvPicPr>
-                    <pic:cNvPr descr="/tmp/tmp0334j8nq/emf/diagrams/spec/state-machine.emf" id="64" name="Picture"/>
+                    <pic:cNvPr descr="/tmp/tmp4gy_zrvq/emf/diagrams/spec/state-machine.emf" id="64" name="Picture"/>
                     <pic:cNvPicPr>
                       <a:picLocks noChangeArrowheads="1" noChangeAspect="1"/>
                     </pic:cNvPicPr>
@@ -8531,7 +8531,7 @@
               <a:graphicData uri="http://schemas.openxmlformats.org/drawingml/2006/picture">
                 <pic:pic>
                   <pic:nvPicPr>
-                    <pic:cNvPr descr="/tmp/tmp0334j8nq/emf/diagrams/spec/run-state.emf" id="70" name="Picture"/>
+                    <pic:cNvPr descr="/tmp/tmp4gy_zrvq/emf/diagrams/spec/run-state.emf" id="70" name="Picture"/>
                     <pic:cNvPicPr>
                       <a:picLocks noChangeArrowheads="1" noChangeAspect="1"/>
                     </pic:cNvPicPr>
@@ -11917,7 +11917,7 @@
               <a:graphicData uri="http://schemas.openxmlformats.org/drawingml/2006/picture">
                 <pic:pic>
                   <pic:nvPicPr>
-                    <pic:cNvPr descr="/tmp/tmp0334j8nq/emf/diagrams/spec/write-boundaries.emf" id="79" name="Picture"/>
+                    <pic:cNvPr descr="/tmp/tmp4gy_zrvq/emf/diagrams/spec/write-boundaries.emf" id="79" name="Picture"/>
                     <pic:cNvPicPr>
                       <a:picLocks noChangeArrowheads="1" noChangeAspect="1"/>
                     </pic:cNvPicPr>
@@ -15118,19 +15118,50 @@
         <w:t xml:space="preserve"> </w:t>
       </w:r>
       <w:r>
-        <w:t xml:space="preserve">the newest listed model of the pinned tier or an announced upgrade. Any pinned</w:t>
-      </w:r>
-      <w:r>
-        <w:t xml:space="preserve"> </w:t>
-      </w:r>
-      <w:r>
-        <w:t xml:space="preserve">model that differs refuses the command with the constant to change. Cached for</w:t>
-      </w:r>
-      <w:r>
-        <w:t xml:space="preserve"> </w:t>
-      </w:r>
-      <w:r>
-        <w:t xml:space="preserve">24 h in</w:t>
+        <w:t xml:space="preserve">the newest listed model of the pinned tier or an announced upgrade. Only a</w:t>
+      </w:r>
+      <w:r>
+        <w:t xml:space="preserve"> </w:t>
+      </w:r>
+      <w:r>
+        <w:rPr>
+          <w:b/>
+          <w:bCs/>
+        </w:rPr>
+        <w:t xml:space="preserve">proven newer</w:t>
+      </w:r>
+      <w:r>
+        <w:t xml:space="preserve"> </w:t>
+      </w:r>
+      <w:r>
+        <w:t xml:space="preserve">model refuses the command (with the constant to change): for</w:t>
+      </w:r>
+      <w:r>
+        <w:t xml:space="preserve"> </w:t>
+      </w:r>
+      <w:r>
+        <w:t xml:space="preserve">Claude the same line with a higher version — older ids, date snapshots,</w:t>
+      </w:r>
+      <w:r>
+        <w:t xml:space="preserve"> </w:t>
+      </w:r>
+      <w:r>
+        <w:rPr>
+          <w:rStyle w:val="VerbatimChar"/>
+        </w:rPr>
+        <w:t xml:space="preserve">[..]</w:t>
+      </w:r>
+      <w:r>
+        <w:t xml:space="preserve"> </w:t>
+      </w:r>
+      <w:r>
+        <w:t xml:space="preserve">suffixes, other lines and unparsable ids never block. Each role is cached on its</w:t>
+      </w:r>
+      <w:r>
+        <w:t xml:space="preserve"> </w:t>
+      </w:r>
+      <w:r>
+        <w:t xml:space="preserve">own in</w:t>
       </w:r>
       <w:r>
         <w:t xml:space="preserve"> </w:t>
@@ -15157,19 +15188,19 @@
         <w:t xml:space="preserve"> </w:t>
       </w:r>
       <w:r>
-        <w:t xml:space="preserve">overrides) together with</w:t>
-      </w:r>
-      <w:r>
-        <w:t xml:space="preserve"> </w:t>
-      </w:r>
-      <w:r>
-        <w:t xml:space="preserve">the pins it was taken against — new pins invalidate it; only a complete result is</w:t>
-      </w:r>
-      <w:r>
-        <w:t xml:space="preserve"> </w:t>
-      </w:r>
-      <w:r>
-        <w:t xml:space="preserve">cached; a failed probe (error result,</w:t>
+        <w:t xml:space="preserve">overrides), bound to the</w:t>
+      </w:r>
+      <w:r>
+        <w:t xml:space="preserve"> </w:t>
+      </w:r>
+      <w:r>
+        <w:t xml:space="preserve">current pins: a success for 24 h, a failed probe for 1 h, so only expired roles</w:t>
+      </w:r>
+      <w:r>
+        <w:t xml:space="preserve"> </w:t>
+      </w:r>
+      <w:r>
+        <w:t xml:space="preserve">are probed again. A failed probe (error result,</w:t>
       </w:r>
       <w:r>
         <w:t xml:space="preserve"> </w:t>
@@ -15184,19 +15215,52 @@
         <w:t xml:space="preserve"> </w:t>
       </w:r>
       <w:r>
-        <w:t xml:space="preserve">model, 120 s timeout), a missing,</w:t>
-      </w:r>
-      <w:r>
-        <w:t xml:space="preserve"> </w:t>
-      </w:r>
-      <w:r>
-        <w:t xml:space="preserve">malformed or &gt; 7 days old codex catalog or an unwritable cache warns and never blocks;</w:t>
-      </w:r>
-      <w:r>
-        <w:t xml:space="preserve"> </w:t>
-      </w:r>
-      <w:r>
-        <w:t xml:space="preserve">an unusable cache file (e.g. a timestamp without timezone) is a cache miss.</w:t>
+        <w:t xml:space="preserve">model, 120 s</w:t>
+      </w:r>
+      <w:r>
+        <w:t xml:space="preserve"> </w:t>
+      </w:r>
+      <w:r>
+        <w:t xml:space="preserve">timeout), a missing, malformed, undated or &gt; 7 days old codex catalog or an</w:t>
+      </w:r>
+      <w:r>
+        <w:t xml:space="preserve"> </w:t>
+      </w:r>
+      <w:r>
+        <w:t xml:space="preserve">unwritable cache warns and never blocks; unusable cache entries are misses.</w:t>
+      </w:r>
+      <w:r>
+        <w:t xml:space="preserve"> </w:t>
+      </w:r>
+      <w:r>
+        <w:t xml:space="preserve">Known blind spot: aliases resolve through the SDK's bundled CLI, so a model</w:t>
+      </w:r>
+      <w:r>
+        <w:t xml:space="preserve"> </w:t>
+      </w:r>
+      <w:r>
+        <w:t xml:space="preserve">released after the installed</w:t>
+      </w:r>
+      <w:r>
+        <w:t xml:space="preserve"> </w:t>
+      </w:r>
+      <w:r>
+        <w:rPr>
+          <w:rStyle w:val="VerbatimChar"/>
+        </w:rPr>
+        <w:t xml:space="preserve">claude-agent-sdk</w:t>
+      </w:r>
+      <w:r>
+        <w:t xml:space="preserve"> </w:t>
+      </w:r>
+      <w:r>
+        <w:t xml:space="preserve">stays invisible until the SDK is</w:t>
+      </w:r>
+      <w:r>
+        <w:t xml:space="preserve"> </w:t>
+      </w:r>
+      <w:r>
+        <w:t xml:space="preserve">upgraded.</w:t>
       </w:r>
     </w:p>
     <w:p>
@@ -16106,7 +16170,7 @@
               <a:graphicData uri="http://schemas.openxmlformats.org/drawingml/2006/picture">
                 <pic:pic>
                   <pic:nvPicPr>
-                    <pic:cNvPr descr="/tmp/tmp0334j8nq/emf/diagrams/spec/security-layers.emf" id="89" name="Picture"/>
+                    <pic:cNvPr descr="/tmp/tmp4gy_zrvq/emf/diagrams/spec/security-layers.emf" id="89" name="Picture"/>
                     <pic:cNvPicPr>
                       <a:picLocks noChangeArrowheads="1" noChangeAspect="1"/>
                     </pic:cNvPicPr>

--- a/docs/export/ADW-SPEC.docx
+++ b/docs/export/ADW-SPEC.docx
@@ -785,7 +785,7 @@
               <a:graphicData uri="http://schemas.openxmlformats.org/drawingml/2006/picture">
                 <pic:pic>
                   <pic:nvPicPr>
-                    <pic:cNvPr descr="/tmp/tmp4gy_zrvq/emf/diagrams/spec/philosophy-map.emf" id="33" name="Picture"/>
+                    <pic:cNvPr descr="/tmp/tmpkl3lbqdr/emf/diagrams/spec/philosophy-map.emf" id="33" name="Picture"/>
                     <pic:cNvPicPr>
                       <a:picLocks noChangeArrowheads="1" noChangeAspect="1"/>
                     </pic:cNvPicPr>
@@ -1251,7 +1251,7 @@
               <a:graphicData uri="http://schemas.openxmlformats.org/drawingml/2006/picture">
                 <pic:pic>
                   <pic:nvPicPr>
-                    <pic:cNvPr descr="/tmp/tmp4gy_zrvq/emf/diagrams/spec/fix-path.emf" id="38" name="Picture"/>
+                    <pic:cNvPr descr="/tmp/tmpkl3lbqdr/emf/diagrams/spec/fix-path.emf" id="38" name="Picture"/>
                     <pic:cNvPicPr>
                       <a:picLocks noChangeArrowheads="1" noChangeAspect="1"/>
                     </pic:cNvPicPr>
@@ -3746,7 +3746,7 @@
               <a:graphicData uri="http://schemas.openxmlformats.org/drawingml/2006/picture">
                 <pic:pic>
                   <pic:nvPicPr>
-                    <pic:cNvPr descr="/tmp/tmp4gy_zrvq/emf/diagrams/spec/architecture.emf" id="55" name="Picture"/>
+                    <pic:cNvPr descr="/tmp/tmpkl3lbqdr/emf/diagrams/spec/architecture.emf" id="55" name="Picture"/>
                     <pic:cNvPicPr>
                       <a:picLocks noChangeArrowheads="1" noChangeAspect="1"/>
                     </pic:cNvPicPr>
@@ -5682,7 +5682,7 @@
               <a:graphicData uri="http://schemas.openxmlformats.org/drawingml/2006/picture">
                 <pic:pic>
                   <pic:nvPicPr>
-                    <pic:cNvPr descr="/tmp/tmp4gy_zrvq/emf/diagrams/spec/module-layers.emf" id="58" name="Picture"/>
+                    <pic:cNvPr descr="/tmp/tmpkl3lbqdr/emf/diagrams/spec/module-layers.emf" id="58" name="Picture"/>
                     <pic:cNvPicPr>
                       <a:picLocks noChangeArrowheads="1" noChangeAspect="1"/>
                     </pic:cNvPicPr>
@@ -6643,7 +6643,7 @@
               <a:graphicData uri="http://schemas.openxmlformats.org/drawingml/2006/picture">
                 <pic:pic>
                   <pic:nvPicPr>
-                    <pic:cNvPr descr="/tmp/tmp4gy_zrvq/emf/diagrams/spec/state-machine.emf" id="64" name="Picture"/>
+                    <pic:cNvPr descr="/tmp/tmpkl3lbqdr/emf/diagrams/spec/state-machine.emf" id="64" name="Picture"/>
                     <pic:cNvPicPr>
                       <a:picLocks noChangeArrowheads="1" noChangeAspect="1"/>
                     </pic:cNvPicPr>
@@ -8531,7 +8531,7 @@
               <a:graphicData uri="http://schemas.openxmlformats.org/drawingml/2006/picture">
                 <pic:pic>
                   <pic:nvPicPr>
-                    <pic:cNvPr descr="/tmp/tmp4gy_zrvq/emf/diagrams/spec/run-state.emf" id="70" name="Picture"/>
+                    <pic:cNvPr descr="/tmp/tmpkl3lbqdr/emf/diagrams/spec/run-state.emf" id="70" name="Picture"/>
                     <pic:cNvPicPr>
                       <a:picLocks noChangeArrowheads="1" noChangeAspect="1"/>
                     </pic:cNvPicPr>
@@ -11917,7 +11917,7 @@
               <a:graphicData uri="http://schemas.openxmlformats.org/drawingml/2006/picture">
                 <pic:pic>
                   <pic:nvPicPr>
-                    <pic:cNvPr descr="/tmp/tmp4gy_zrvq/emf/diagrams/spec/write-boundaries.emf" id="79" name="Picture"/>
+                    <pic:cNvPr descr="/tmp/tmpkl3lbqdr/emf/diagrams/spec/write-boundaries.emf" id="79" name="Picture"/>
                     <pic:cNvPicPr>
                       <a:picLocks noChangeArrowheads="1" noChangeAspect="1"/>
                     </pic:cNvPicPr>
@@ -13725,6 +13725,217 @@
     </w:p>
     <w:p>
       <w:pPr>
+        <w:pStyle w:val="Compact"/>
+        <w:numPr>
+          <w:ilvl w:val="0"/>
+          <w:numId w:val="1006"/>
+        </w:numPr>
+      </w:pPr>
+      <w:r>
+        <w:t xml:space="preserve">a</w:t>
+      </w:r>
+      <w:r>
+        <w:t xml:space="preserve"> </w:t>
+      </w:r>
+      <w:r>
+        <w:rPr>
+          <w:b/>
+          <w:bCs/>
+        </w:rPr>
+        <w:t xml:space="preserve">private per-call workdir</w:t>
+      </w:r>
+      <w:r>
+        <w:t xml:space="preserve"> </w:t>
+      </w:r>
+      <w:r>
+        <w:t xml:space="preserve">as process cwd and a closed stdin:</w:t>
+      </w:r>
+      <w:r>
+        <w:t xml:space="preserve"> </w:t>
+      </w:r>
+      <w:r>
+        <w:rPr>
+          <w:rStyle w:val="VerbatimChar"/>
+        </w:rPr>
+        <w:t xml:space="preserve">--ephemeral</w:t>
+      </w:r>
+      <w:r>
+        <w:t xml:space="preserve"> </w:t>
+      </w:r>
+      <w:r>
+        <w:t xml:space="preserve">(no session files),</w:t>
+      </w:r>
+      <w:r>
+        <w:t xml:space="preserve"> </w:t>
+      </w:r>
+      <w:r>
+        <w:rPr>
+          <w:rStyle w:val="VerbatimChar"/>
+        </w:rPr>
+        <w:t xml:space="preserve">--json</w:t>
+      </w:r>
+      <w:r>
+        <w:t xml:space="preserve"> </w:t>
+      </w:r>
+      <w:r>
+        <w:t xml:space="preserve">(events; the</w:t>
+      </w:r>
+      <w:r>
+        <w:t xml:space="preserve"> </w:t>
+      </w:r>
+      <w:r>
+        <w:rPr>
+          <w:rStyle w:val="VerbatimChar"/>
+        </w:rPr>
+        <w:t xml:space="preserve">turn.completed</w:t>
+      </w:r>
+      <w:r>
+        <w:t xml:space="preserve"> </w:t>
+      </w:r>
+      <w:r>
+        <w:t xml:space="preserve">token usage goes into</w:t>
+      </w:r>
+      <w:r>
+        <w:t xml:space="preserve"> </w:t>
+      </w:r>
+      <w:r>
+        <w:t xml:space="preserve">the span's</w:t>
+      </w:r>
+      <w:r>
+        <w:t xml:space="preserve"> </w:t>
+      </w:r>
+      <w:r>
+        <w:rPr>
+          <w:rStyle w:val="VerbatimChar"/>
+        </w:rPr>
+        <w:t xml:space="preserve">usage</w:t>
+      </w:r>
+      <w:r>
+        <w:t xml:space="preserve"> </w:t>
+      </w:r>
+      <w:r>
+        <w:t xml:space="preserve">and the run totals),</w:t>
+      </w:r>
+      <w:r>
+        <w:t xml:space="preserve"> </w:t>
+      </w:r>
+      <w:r>
+        <w:rPr>
+          <w:rStyle w:val="VerbatimChar"/>
+        </w:rPr>
+        <w:t xml:space="preserve">-o last-message.txt</w:t>
+      </w:r>
+      <w:r>
+        <w:t xml:space="preserve"> </w:t>
+      </w:r>
+      <w:r>
+        <w:t xml:space="preserve">(the final answer is</w:t>
+      </w:r>
+      <w:r>
+        <w:t xml:space="preserve"> </w:t>
+      </w:r>
+      <w:r>
+        <w:t xml:space="preserve">read from that file, not from the stdout transcript) and, for reviews,</w:t>
+      </w:r>
+      <w:r>
+        <w:t xml:space="preserve"> </w:t>
+      </w:r>
+      <w:r>
+        <w:rPr>
+          <w:rStyle w:val="VerbatimChar"/>
+        </w:rPr>
+        <w:t xml:space="preserve">--output-schema review-schema.json</w:t>
+      </w:r>
+      <w:r>
+        <w:t xml:space="preserve"> </w:t>
+      </w:r>
+      <w:r>
+        <w:t xml:space="preserve">(</w:t>
+      </w:r>
+      <w:r>
+        <w:rPr>
+          <w:rStyle w:val="VerbatimChar"/>
+        </w:rPr>
+        <w:t xml:space="preserve">findings.REVIEW_OUTPUT_SCHEMA</w:t>
+      </w:r>
+      <w:r>
+        <w:t xml:space="preserve">: the answer is</w:t>
+      </w:r>
+      <w:r>
+        <w:t xml:space="preserve"> </w:t>
+      </w:r>
+      <w:r>
+        <w:t xml:space="preserve">constrained to the findings contract;</w:t>
+      </w:r>
+      <w:r>
+        <w:t xml:space="preserve"> </w:t>
+      </w:r>
+      <w:r>
+        <w:rPr>
+          <w:rStyle w:val="VerbatimChar"/>
+        </w:rPr>
+        <w:t xml:space="preserve">extract_review_result</w:t>
+      </w:r>
+      <w:r>
+        <w:t xml:space="preserve"> </w:t>
+      </w:r>
+      <w:r>
+        <w:t xml:space="preserve">still validates it).</w:t>
+      </w:r>
+      <w:r>
+        <w:t xml:space="preserve"> </w:t>
+      </w:r>
+      <w:r>
+        <w:t xml:space="preserve">The file names are relative to the workdir, so the argv in the span start event is</w:t>
+      </w:r>
+      <w:r>
+        <w:t xml:space="preserve"> </w:t>
+      </w:r>
+      <w:r>
+        <w:t xml:space="preserve">byte-identical to the executed one and nothing is written into the target repo.</w:t>
+      </w:r>
+    </w:p>
+    <w:p>
+      <w:pPr>
+        <w:pStyle w:val="Compact"/>
+        <w:numPr>
+          <w:ilvl w:val="0"/>
+          <w:numId w:val="1006"/>
+        </w:numPr>
+      </w:pPr>
+      <w:r>
+        <w:t xml:space="preserve">the fresh</w:t>
+      </w:r>
+      <w:r>
+        <w:t xml:space="preserve"> </w:t>
+      </w:r>
+      <w:r>
+        <w:rPr>
+          <w:rStyle w:val="VerbatimChar"/>
+        </w:rPr>
+        <w:t xml:space="preserve">models_cache.json</w:t>
+      </w:r>
+      <w:r>
+        <w:t xml:space="preserve"> </w:t>
+      </w:r>
+      <w:r>
+        <w:t xml:space="preserve">codex fetches into the isolated home is kept as</w:t>
+      </w:r>
+      <w:r>
+        <w:t xml:space="preserve"> </w:t>
+      </w:r>
+      <w:r>
+        <w:rPr>
+          <w:rStyle w:val="VerbatimChar"/>
+        </w:rPr>
+        <w:t xml:space="preserve">~/.adw/codex-models-cache.json</w:t>
+      </w:r>
+      <w:r>
+        <w:t xml:space="preserve">; the model check reads whichever catalog is newer.</w:t>
+      </w:r>
+    </w:p>
+    <w:p>
+      <w:pPr>
         <w:pStyle w:val="FirstParagraph"/>
       </w:pPr>
       <w:r>
@@ -16170,7 +16381,7 @@
               <a:graphicData uri="http://schemas.openxmlformats.org/drawingml/2006/picture">
                 <pic:pic>
                   <pic:nvPicPr>
-                    <pic:cNvPr descr="/tmp/tmp4gy_zrvq/emf/diagrams/spec/security-layers.emf" id="89" name="Picture"/>
+                    <pic:cNvPr descr="/tmp/tmpkl3lbqdr/emf/diagrams/spec/security-layers.emf" id="89" name="Picture"/>
                     <pic:cNvPicPr>
                       <a:picLocks noChangeArrowheads="1" noChangeAspect="1"/>
                     </pic:cNvPicPr>

--- a/docs/export/ADW-SPEC.docx
+++ b/docs/export/ADW-SPEC.docx
@@ -785,7 +785,7 @@
               <a:graphicData uri="http://schemas.openxmlformats.org/drawingml/2006/picture">
                 <pic:pic>
                   <pic:nvPicPr>
-                    <pic:cNvPr descr="/tmp/tmpkl3lbqdr/emf/diagrams/spec/philosophy-map.emf" id="33" name="Picture"/>
+                    <pic:cNvPr descr="/tmp/tmpmi02cfhz/emf/diagrams/spec/philosophy-map.emf" id="33" name="Picture"/>
                     <pic:cNvPicPr>
                       <a:picLocks noChangeArrowheads="1" noChangeAspect="1"/>
                     </pic:cNvPicPr>
@@ -1251,7 +1251,7 @@
               <a:graphicData uri="http://schemas.openxmlformats.org/drawingml/2006/picture">
                 <pic:pic>
                   <pic:nvPicPr>
-                    <pic:cNvPr descr="/tmp/tmpkl3lbqdr/emf/diagrams/spec/fix-path.emf" id="38" name="Picture"/>
+                    <pic:cNvPr descr="/tmp/tmpmi02cfhz/emf/diagrams/spec/fix-path.emf" id="38" name="Picture"/>
                     <pic:cNvPicPr>
                       <a:picLocks noChangeArrowheads="1" noChangeAspect="1"/>
                     </pic:cNvPicPr>
@@ -3746,7 +3746,7 @@
               <a:graphicData uri="http://schemas.openxmlformats.org/drawingml/2006/picture">
                 <pic:pic>
                   <pic:nvPicPr>
-                    <pic:cNvPr descr="/tmp/tmpkl3lbqdr/emf/diagrams/spec/architecture.emf" id="55" name="Picture"/>
+                    <pic:cNvPr descr="/tmp/tmpmi02cfhz/emf/diagrams/spec/architecture.emf" id="55" name="Picture"/>
                     <pic:cNvPicPr>
                       <a:picLocks noChangeArrowheads="1" noChangeAspect="1"/>
                     </pic:cNvPicPr>
@@ -5682,7 +5682,7 @@
               <a:graphicData uri="http://schemas.openxmlformats.org/drawingml/2006/picture">
                 <pic:pic>
                   <pic:nvPicPr>
-                    <pic:cNvPr descr="/tmp/tmpkl3lbqdr/emf/diagrams/spec/module-layers.emf" id="58" name="Picture"/>
+                    <pic:cNvPr descr="/tmp/tmpmi02cfhz/emf/diagrams/spec/module-layers.emf" id="58" name="Picture"/>
                     <pic:cNvPicPr>
                       <a:picLocks noChangeArrowheads="1" noChangeAspect="1"/>
                     </pic:cNvPicPr>
@@ -6643,7 +6643,7 @@
               <a:graphicData uri="http://schemas.openxmlformats.org/drawingml/2006/picture">
                 <pic:pic>
                   <pic:nvPicPr>
-                    <pic:cNvPr descr="/tmp/tmpkl3lbqdr/emf/diagrams/spec/state-machine.emf" id="64" name="Picture"/>
+                    <pic:cNvPr descr="/tmp/tmpmi02cfhz/emf/diagrams/spec/state-machine.emf" id="64" name="Picture"/>
                     <pic:cNvPicPr>
                       <a:picLocks noChangeArrowheads="1" noChangeAspect="1"/>
                     </pic:cNvPicPr>
@@ -8531,7 +8531,7 @@
               <a:graphicData uri="http://schemas.openxmlformats.org/drawingml/2006/picture">
                 <pic:pic>
                   <pic:nvPicPr>
-                    <pic:cNvPr descr="/tmp/tmpkl3lbqdr/emf/diagrams/spec/run-state.emf" id="70" name="Picture"/>
+                    <pic:cNvPr descr="/tmp/tmpmi02cfhz/emf/diagrams/spec/run-state.emf" id="70" name="Picture"/>
                     <pic:cNvPicPr>
                       <a:picLocks noChangeArrowheads="1" noChangeAspect="1"/>
                     </pic:cNvPicPr>
@@ -9807,16 +9807,34 @@
         <w:t xml:space="preserve"> </w:t>
       </w:r>
       <w:r>
-        <w:rPr>
-          <w:rStyle w:val="VerbatimChar"/>
-        </w:rPr>
-        <w:t xml:space="preserve">RunState.update()</w:t>
-      </w:r>
-      <w:r>
-        <w:t xml:space="preserve"> </w:t>
-      </w:r>
-      <w:r>
-        <w:t xml:space="preserve">gives lane threads a load → mutate → write transaction; a</w:t>
+        <w:t xml:space="preserve">parallel lane threads mutate the shared in-memory state under</w:t>
+      </w:r>
+      <w:r>
+        <w:t xml:space="preserve"> </w:t>
+      </w:r>
+      <w:r>
+        <w:rPr>
+          <w:rStyle w:val="VerbatimChar"/>
+        </w:rPr>
+        <w:t xml:space="preserve">RunContext.state_lock</w:t>
+      </w:r>
+      <w:r>
+        <w:t xml:space="preserve"> </w:t>
+      </w:r>
+      <w:r>
+        <w:t xml:space="preserve">and persist with</w:t>
+      </w:r>
+      <w:r>
+        <w:t xml:space="preserve"> </w:t>
+      </w:r>
+      <w:r>
+        <w:rPr>
+          <w:rStyle w:val="VerbatimChar"/>
+        </w:rPr>
+        <w:t xml:space="preserve">ctx.save()</w:t>
+      </w:r>
+      <w:r>
+        <w:t xml:space="preserve">; a</w:t>
       </w:r>
       <w:r>
         <w:t xml:space="preserve"> </w:t>
@@ -11917,7 +11935,7 @@
               <a:graphicData uri="http://schemas.openxmlformats.org/drawingml/2006/picture">
                 <pic:pic>
                   <pic:nvPicPr>
-                    <pic:cNvPr descr="/tmp/tmpkl3lbqdr/emf/diagrams/spec/write-boundaries.emf" id="79" name="Picture"/>
+                    <pic:cNvPr descr="/tmp/tmpmi02cfhz/emf/diagrams/spec/write-boundaries.emf" id="79" name="Picture"/>
                     <pic:cNvPicPr>
                       <a:picLocks noChangeArrowheads="1" noChangeAspect="1"/>
                     </pic:cNvPicPr>
@@ -16381,7 +16399,7 @@
               <a:graphicData uri="http://schemas.openxmlformats.org/drawingml/2006/picture">
                 <pic:pic>
                   <pic:nvPicPr>
-                    <pic:cNvPr descr="/tmp/tmpkl3lbqdr/emf/diagrams/spec/security-layers.emf" id="89" name="Picture"/>
+                    <pic:cNvPr descr="/tmp/tmpmi02cfhz/emf/diagrams/spec/security-layers.emf" id="89" name="Picture"/>
                     <pic:cNvPicPr>
                       <a:picLocks noChangeArrowheads="1" noChangeAspect="1"/>
                     </pic:cNvPicPr>

--- a/docs/export/ADW-SPEC.docx
+++ b/docs/export/ADW-SPEC.docx
@@ -785,7 +785,7 @@
               <a:graphicData uri="http://schemas.openxmlformats.org/drawingml/2006/picture">
                 <pic:pic>
                   <pic:nvPicPr>
-                    <pic:cNvPr descr="/tmp/tmpmi02cfhz/emf/diagrams/spec/philosophy-map.emf" id="33" name="Picture"/>
+                    <pic:cNvPr descr="/tmp/tmp6n3y1bnz/emf/diagrams/spec/philosophy-map.emf" id="33" name="Picture"/>
                     <pic:cNvPicPr>
                       <a:picLocks noChangeArrowheads="1" noChangeAspect="1"/>
                     </pic:cNvPicPr>
@@ -1251,7 +1251,7 @@
               <a:graphicData uri="http://schemas.openxmlformats.org/drawingml/2006/picture">
                 <pic:pic>
                   <pic:nvPicPr>
-                    <pic:cNvPr descr="/tmp/tmpmi02cfhz/emf/diagrams/spec/fix-path.emf" id="38" name="Picture"/>
+                    <pic:cNvPr descr="/tmp/tmp6n3y1bnz/emf/diagrams/spec/fix-path.emf" id="38" name="Picture"/>
                     <pic:cNvPicPr>
                       <a:picLocks noChangeArrowheads="1" noChangeAspect="1"/>
                     </pic:cNvPicPr>
@@ -3746,7 +3746,7 @@
               <a:graphicData uri="http://schemas.openxmlformats.org/drawingml/2006/picture">
                 <pic:pic>
                   <pic:nvPicPr>
-                    <pic:cNvPr descr="/tmp/tmpmi02cfhz/emf/diagrams/spec/architecture.emf" id="55" name="Picture"/>
+                    <pic:cNvPr descr="/tmp/tmp6n3y1bnz/emf/diagrams/spec/architecture.emf" id="55" name="Picture"/>
                     <pic:cNvPicPr>
                       <a:picLocks noChangeArrowheads="1" noChangeAspect="1"/>
                     </pic:cNvPicPr>
@@ -4497,7 +4497,7 @@
               <w:jc w:val="right"/>
             </w:pPr>
             <w:r>
-              <w:t xml:space="preserve">289</w:t>
+              <w:t xml:space="preserve">296</w:t>
             </w:r>
           </w:p>
         </w:tc>
@@ -4551,7 +4551,31 @@
               <w:t xml:space="preserve">find_latest</w:t>
             </w:r>
             <w:r>
-              <w:t xml:space="preserve">.</w:t>
+              <w:t xml:space="preserve">;</w:t>
+            </w:r>
+            <w:r>
+              <w:t xml:space="preserve"> </w:t>
+            </w:r>
+            <w:r>
+              <w:rPr>
+                <w:rStyle w:val="VerbatimChar"/>
+              </w:rPr>
+              <w:t xml:space="preserve">runs_root</w:t>
+            </w:r>
+            <w:r>
+              <w:t xml:space="preserve">/</w:t>
+            </w:r>
+            <w:r>
+              <w:rPr>
+                <w:rStyle w:val="VerbatimChar"/>
+              </w:rPr>
+              <w:t xml:space="preserve">contained</w:t>
+            </w:r>
+            <w:r>
+              <w:t xml:space="preserve"> </w:t>
+            </w:r>
+            <w:r>
+              <w:t xml:space="preserve">— the runs-tree containment shared by the GUI and retention.</w:t>
             </w:r>
           </w:p>
         </w:tc>
@@ -4754,7 +4778,7 @@
               <w:jc w:val="right"/>
             </w:pPr>
             <w:r>
-              <w:t xml:space="preserve">207</w:t>
+              <w:t xml:space="preserve">246</w:t>
             </w:r>
           </w:p>
         </w:tc>
@@ -4778,7 +4802,37 @@
               <w:t xml:space="preserve">glab api</w:t>
             </w:r>
             <w:r>
-              <w:t xml:space="preserve">, failed-job log retrieval.</w:t>
+              <w:t xml:space="preserve">, failed-job log retrieval; the forge-neutral</w:t>
+            </w:r>
+            <w:r>
+              <w:t xml:space="preserve"> </w:t>
+            </w:r>
+            <w:r>
+              <w:rPr>
+                <w:rStyle w:val="VerbatimChar"/>
+              </w:rPr>
+              <w:t xml:space="preserve">run_forge_cli</w:t>
+            </w:r>
+            <w:r>
+              <w:t xml:space="preserve"> </w:t>
+            </w:r>
+            <w:r>
+              <w:t xml:space="preserve">(hardened glab/gh call) and</w:t>
+            </w:r>
+            <w:r>
+              <w:t xml:space="preserve"> </w:t>
+            </w:r>
+            <w:r>
+              <w:rPr>
+                <w:rStyle w:val="VerbatimChar"/>
+              </w:rPr>
+              <w:t xml:space="preserve">poll_until</w:t>
+            </w:r>
+            <w:r>
+              <w:t xml:space="preserve"> </w:t>
+            </w:r>
+            <w:r>
+              <w:t xml:space="preserve">(wait loop) both forges use.</w:t>
             </w:r>
           </w:p>
         </w:tc>
@@ -4807,7 +4861,7 @@
               <w:jc w:val="right"/>
             </w:pPr>
             <w:r>
-              <w:t xml:space="preserve">172</w:t>
+              <w:t xml:space="preserve">137</w:t>
             </w:r>
           </w:p>
         </w:tc>
@@ -5004,6 +5058,53 @@
             </w:r>
             <w:r>
               <w:t xml:space="preserve">: environment whitelist for every subprocess.</w:t>
+            </w:r>
+          </w:p>
+        </w:tc>
+      </w:tr>
+      <w:tr>
+        <w:tc>
+          <w:tcPr/>
+          <w:p>
+            <w:pPr>
+              <w:pStyle w:val="Compact"/>
+              <w:jc w:val="left"/>
+            </w:pPr>
+            <w:r>
+              <w:rPr>
+                <w:rStyle w:val="VerbatimChar"/>
+              </w:rPr>
+              <w:t xml:space="preserve">adw/git.py</w:t>
+            </w:r>
+          </w:p>
+        </w:tc>
+        <w:tc>
+          <w:tcPr/>
+          <w:p>
+            <w:pPr>
+              <w:pStyle w:val="Compact"/>
+              <w:jc w:val="right"/>
+            </w:pPr>
+            <w:r>
+              <w:t xml:space="preserve">30</w:t>
+            </w:r>
+          </w:p>
+        </w:tc>
+        <w:tc>
+          <w:tcPr/>
+          <w:p>
+            <w:pPr>
+              <w:pStyle w:val="Compact"/>
+              <w:jc w:val="left"/>
+            </w:pPr>
+            <w:r>
+              <w:rPr>
+                <w:rStyle w:val="VerbatimChar"/>
+              </w:rPr>
+              <w:t xml:space="preserve">run_git()</w:t>
+            </w:r>
+            <w:r>
+              <w:t xml:space="preserve">: the one hardened git invocation (hooks off, env whitelist, caller's timeout) for orchestrator, CLI and GUI.</w:t>
             </w:r>
           </w:p>
         </w:tc>
@@ -5682,7 +5783,7 @@
               <a:graphicData uri="http://schemas.openxmlformats.org/drawingml/2006/picture">
                 <pic:pic>
                   <pic:nvPicPr>
-                    <pic:cNvPr descr="/tmp/tmpmi02cfhz/emf/diagrams/spec/module-layers.emf" id="58" name="Picture"/>
+                    <pic:cNvPr descr="/tmp/tmp6n3y1bnz/emf/diagrams/spec/module-layers.emf" id="58" name="Picture"/>
                     <pic:cNvPicPr>
                       <a:picLocks noChangeArrowheads="1" noChangeAspect="1"/>
                     </pic:cNvPicPr>
@@ -6643,7 +6744,7 @@
               <a:graphicData uri="http://schemas.openxmlformats.org/drawingml/2006/picture">
                 <pic:pic>
                   <pic:nvPicPr>
-                    <pic:cNvPr descr="/tmp/tmpmi02cfhz/emf/diagrams/spec/state-machine.emf" id="64" name="Picture"/>
+                    <pic:cNvPr descr="/tmp/tmp6n3y1bnz/emf/diagrams/spec/state-machine.emf" id="64" name="Picture"/>
                     <pic:cNvPicPr>
                       <a:picLocks noChangeArrowheads="1" noChangeAspect="1"/>
                     </pic:cNvPicPr>
@@ -8531,7 +8632,7 @@
               <a:graphicData uri="http://schemas.openxmlformats.org/drawingml/2006/picture">
                 <pic:pic>
                   <pic:nvPicPr>
-                    <pic:cNvPr descr="/tmp/tmpmi02cfhz/emf/diagrams/spec/run-state.emf" id="70" name="Picture"/>
+                    <pic:cNvPr descr="/tmp/tmp6n3y1bnz/emf/diagrams/spec/run-state.emf" id="70" name="Picture"/>
                     <pic:cNvPicPr>
                       <a:picLocks noChangeArrowheads="1" noChangeAspect="1"/>
                     </pic:cNvPicPr>
@@ -11935,7 +12036,7 @@
               <a:graphicData uri="http://schemas.openxmlformats.org/drawingml/2006/picture">
                 <pic:pic>
                   <pic:nvPicPr>
-                    <pic:cNvPr descr="/tmp/tmpmi02cfhz/emf/diagrams/spec/write-boundaries.emf" id="79" name="Picture"/>
+                    <pic:cNvPr descr="/tmp/tmp6n3y1bnz/emf/diagrams/spec/write-boundaries.emf" id="79" name="Picture"/>
                     <pic:cNvPicPr>
                       <a:picLocks noChangeArrowheads="1" noChangeAspect="1"/>
                     </pic:cNvPicPr>
@@ -16399,7 +16500,7 @@
               <a:graphicData uri="http://schemas.openxmlformats.org/drawingml/2006/picture">
                 <pic:pic>
                   <pic:nvPicPr>
-                    <pic:cNvPr descr="/tmp/tmpmi02cfhz/emf/diagrams/spec/security-layers.emf" id="89" name="Picture"/>
+                    <pic:cNvPr descr="/tmp/tmp6n3y1bnz/emf/diagrams/spec/security-layers.emf" id="89" name="Picture"/>
                     <pic:cNvPicPr>
                       <a:picLocks noChangeArrowheads="1" noChangeAspect="1"/>
                     </pic:cNvPicPr>

--- a/docs/export/ADW-SPEC.docx
+++ b/docs/export/ADW-SPEC.docx
@@ -785,7 +785,7 @@
               <a:graphicData uri="http://schemas.openxmlformats.org/drawingml/2006/picture">
                 <pic:pic>
                   <pic:nvPicPr>
-                    <pic:cNvPr descr="/tmp/tmp6n3y1bnz/emf/diagrams/spec/philosophy-map.emf" id="33" name="Picture"/>
+                    <pic:cNvPr descr="/tmp/tmpgr3muoi7/emf/diagrams/spec/philosophy-map.emf" id="33" name="Picture"/>
                     <pic:cNvPicPr>
                       <a:picLocks noChangeArrowheads="1" noChangeAspect="1"/>
                     </pic:cNvPicPr>
@@ -937,16 +937,40 @@
         <w:t xml:space="preserve"> </w:t>
       </w:r>
       <w:r>
-        <w:rPr>
-          <w:rStyle w:val="VerbatimChar"/>
-        </w:rPr>
-        <w:t xml:space="preserve">adw/phases.py</w:t>
-      </w:r>
-      <w:r>
-        <w:t xml:space="preserve"> </w:t>
-      </w:r>
-      <w:r>
-        <w:t xml:space="preserve">owns every loop; agents receive a single task</w:t>
+        <w:t xml:space="preserve">The phase modules (</w:t>
+      </w:r>
+      <w:r>
+        <w:rPr>
+          <w:rStyle w:val="VerbatimChar"/>
+        </w:rPr>
+        <w:t xml:space="preserve">adw/authoring.py</w:t>
+      </w:r>
+      <w:r>
+        <w:t xml:space="preserve">,</w:t>
+      </w:r>
+      <w:r>
+        <w:t xml:space="preserve"> </w:t>
+      </w:r>
+      <w:r>
+        <w:rPr>
+          <w:rStyle w:val="VerbatimChar"/>
+        </w:rPr>
+        <w:t xml:space="preserve">lanes.py</w:t>
+      </w:r>
+      <w:r>
+        <w:t xml:space="preserve">,</w:t>
+      </w:r>
+      <w:r>
+        <w:t xml:space="preserve"> </w:t>
+      </w:r>
+      <w:r>
+        <w:rPr>
+          <w:rStyle w:val="VerbatimChar"/>
+        </w:rPr>
+        <w:t xml:space="preserve">phases.py</w:t>
+      </w:r>
+      <w:r>
+        <w:t xml:space="preserve">) own every loop; agents receive a single task</w:t>
       </w:r>
       <w:r>
         <w:t xml:space="preserve"> </w:t>
@@ -1251,7 +1275,7 @@
               <a:graphicData uri="http://schemas.openxmlformats.org/drawingml/2006/picture">
                 <pic:pic>
                   <pic:nvPicPr>
-                    <pic:cNvPr descr="/tmp/tmp6n3y1bnz/emf/diagrams/spec/fix-path.emf" id="38" name="Picture"/>
+                    <pic:cNvPr descr="/tmp/tmpgr3muoi7/emf/diagrams/spec/fix-path.emf" id="38" name="Picture"/>
                     <pic:cNvPicPr>
                       <a:picLocks noChangeArrowheads="1" noChangeAspect="1"/>
                     </pic:cNvPicPr>
@@ -1586,7 +1610,7 @@
         <w:rPr>
           <w:rStyle w:val="VerbatimChar"/>
         </w:rPr>
-        <w:t xml:space="preserve">phases.py</w:t>
+        <w:t xml:space="preserve">context.py</w:t>
       </w:r>
       <w:r>
         <w:t xml:space="preserve">;</w:t>
@@ -2041,7 +2065,7 @@
         <w:rPr>
           <w:rStyle w:val="VerbatimChar"/>
         </w:rPr>
-        <w:t xml:space="preserve">phases.py</w:t>
+        <w:t xml:space="preserve">lanes.py</w:t>
       </w:r>
       <w:r>
         <w:t xml:space="preserve">.</w:t>
@@ -2738,10 +2762,46 @@
         <w:rPr>
           <w:rStyle w:val="VerbatimChar"/>
         </w:rPr>
-        <w:t xml:space="preserve">cli._dry_run_runners/_dry_run_glab/_dry_run_gh</w:t>
-      </w:r>
-      <w:r>
-        <w:t xml:space="preserve">.</w:t>
+        <w:t xml:space="preserve">adw/dry_run.py</w:t>
+      </w:r>
+      <w:r>
+        <w:t xml:space="preserve"> </w:t>
+      </w:r>
+      <w:r>
+        <w:t xml:space="preserve">(</w:t>
+      </w:r>
+      <w:r>
+        <w:rPr>
+          <w:rStyle w:val="VerbatimChar"/>
+        </w:rPr>
+        <w:t xml:space="preserve">runners</w:t>
+      </w:r>
+      <w:r>
+        <w:t xml:space="preserve">,</w:t>
+      </w:r>
+      <w:r>
+        <w:t xml:space="preserve"> </w:t>
+      </w:r>
+      <w:r>
+        <w:rPr>
+          <w:rStyle w:val="VerbatimChar"/>
+        </w:rPr>
+        <w:t xml:space="preserve">glab</w:t>
+      </w:r>
+      <w:r>
+        <w:t xml:space="preserve">,</w:t>
+      </w:r>
+      <w:r>
+        <w:t xml:space="preserve"> </w:t>
+      </w:r>
+      <w:r>
+        <w:rPr>
+          <w:rStyle w:val="VerbatimChar"/>
+        </w:rPr>
+        <w:t xml:space="preserve">gh</w:t>
+      </w:r>
+      <w:r>
+        <w:t xml:space="preserve">).</w:t>
       </w:r>
     </w:p>
     <w:bookmarkEnd w:id="47"/>
@@ -3366,6 +3426,21 @@
         <w:t xml:space="preserve">_severity_context</w:t>
       </w:r>
       <w:r>
+        <w:t xml:space="preserve"> </w:t>
+      </w:r>
+      <w:r>
+        <w:t xml:space="preserve">in</w:t>
+      </w:r>
+      <w:r>
+        <w:t xml:space="preserve"> </w:t>
+      </w:r>
+      <w:r>
+        <w:rPr>
+          <w:rStyle w:val="VerbatimChar"/>
+        </w:rPr>
+        <w:t xml:space="preserve">review_policy.py</w:t>
+      </w:r>
+      <w:r>
         <w:t xml:space="preserve">,</w:t>
       </w:r>
       <w:r>
@@ -3376,6 +3451,21 @@
           <w:rStyle w:val="VerbatimChar"/>
         </w:rPr>
         <w:t xml:space="preserve">AUTHORING_MAX_ROUNDS = 5</w:t>
+      </w:r>
+      <w:r>
+        <w:t xml:space="preserve"> </w:t>
+      </w:r>
+      <w:r>
+        <w:t xml:space="preserve">in</w:t>
+      </w:r>
+      <w:r>
+        <w:t xml:space="preserve"> </w:t>
+      </w:r>
+      <w:r>
+        <w:rPr>
+          <w:rStyle w:val="VerbatimChar"/>
+        </w:rPr>
+        <w:t xml:space="preserve">authoring.py</w:t>
       </w:r>
       <w:r>
         <w:t xml:space="preserve">,</w:t>
@@ -3746,7 +3836,7 @@
               <a:graphicData uri="http://schemas.openxmlformats.org/drawingml/2006/picture">
                 <pic:pic>
                   <pic:nvPicPr>
-                    <pic:cNvPr descr="/tmp/tmp6n3y1bnz/emf/diagrams/spec/architecture.emf" id="55" name="Picture"/>
+                    <pic:cNvPr descr="/tmp/tmpgr3muoi7/emf/diagrams/spec/architecture.emf" id="55" name="Picture"/>
                     <pic:cNvPicPr>
                       <a:picLocks noChangeArrowheads="1" noChangeAspect="1"/>
                     </pic:cNvPicPr>
@@ -3864,7 +3954,7 @@
               <w:jc w:val="right"/>
             </w:pPr>
             <w:r>
-              <w:t xml:space="preserve">1235</w:t>
+              <w:t xml:space="preserve">936</w:t>
             </w:r>
           </w:p>
         </w:tc>
@@ -3996,7 +4086,34 @@
               <w:t xml:space="preserve">gh</w:t>
             </w:r>
             <w:r>
-              <w:t xml:space="preserve">), forge preflight, working-tree preflight with self-heal, per-run execution lock, run span, dry-run wiring, auto-prune.</w:t>
+              <w:t xml:space="preserve">),</w:t>
+            </w:r>
+            <w:r>
+              <w:t xml:space="preserve"> </w:t>
+            </w:r>
+            <w:r>
+              <w:rPr>
+                <w:rStyle w:val="VerbatimChar"/>
+              </w:rPr>
+              <w:t xml:space="preserve">_preflight</w:t>
+            </w:r>
+            <w:r>
+              <w:t xml:space="preserve"> </w:t>
+            </w:r>
+            <w:r>
+              <w:t xml:space="preserve">(refusal → exit 1), per-run execution lock, run span,</w:t>
+            </w:r>
+            <w:r>
+              <w:t xml:space="preserve"> </w:t>
+            </w:r>
+            <w:r>
+              <w:rPr>
+                <w:rStyle w:val="VerbatimChar"/>
+              </w:rPr>
+              <w:t xml:space="preserve">_build_context</w:t>
+            </w:r>
+            <w:r>
+              <w:t xml:space="preserve">, auto-prune.</w:t>
             </w:r>
           </w:p>
         </w:tc>
@@ -4013,7 +4130,7 @@
               <w:rPr>
                 <w:rStyle w:val="VerbatimChar"/>
               </w:rPr>
-              <w:t xml:space="preserve">adw/phases.py</w:t>
+              <w:t xml:space="preserve">adw/preflight.py</w:t>
             </w:r>
           </w:p>
         </w:tc>
@@ -4025,31 +4142,40 @@
               <w:jc w:val="right"/>
             </w:pPr>
             <w:r>
-              <w:t xml:space="preserve">2674</w:t>
-            </w:r>
-          </w:p>
-        </w:tc>
-        <w:tc>
-          <w:tcPr/>
-          <w:p>
-            <w:pPr>
-              <w:pStyle w:val="Compact"/>
-              <w:jc w:val="left"/>
-            </w:pPr>
-            <w:r>
-              <w:t xml:space="preserve">The seven phases over a</w:t>
-            </w:r>
-            <w:r>
-              <w:t xml:space="preserve"> </w:t>
-            </w:r>
-            <w:r>
-              <w:rPr>
-                <w:rStyle w:val="VerbatimChar"/>
-              </w:rPr>
-              <w:t xml:space="preserve">RunContext</w:t>
-            </w:r>
-            <w:r>
-              <w:t xml:space="preserve">: draft stage, synthesis, authoring loop, approval and breakpoint gates, lane gate loop incl. RED stage, integration + E2E, Codex review, final review + triage, push + CI. All limits, dispatch and escalation.</w:t>
+              <w:t xml:space="preserve">199</w:t>
+            </w:r>
+          </w:p>
+        </w:tc>
+        <w:tc>
+          <w:tcPr/>
+          <w:p>
+            <w:pPr>
+              <w:pStyle w:val="Compact"/>
+              <w:jc w:val="left"/>
+            </w:pPr>
+            <w:r>
+              <w:t xml:space="preserve">Checks before run/resume/approve, in fixed order (</w:t>
+            </w:r>
+            <w:r>
+              <w:rPr>
+                <w:rStyle w:val="VerbatimChar"/>
+              </w:rPr>
+              <w:t xml:space="preserve">run_all</w:t>
+            </w:r>
+            <w:r>
+              <w:t xml:space="preserve">): forge known → main checkout clean (self-heal of ADW's six authoring artifacts) → model freshness. Never escalates, mutates nothing but the self-heal; refuses with</w:t>
+            </w:r>
+            <w:r>
+              <w:t xml:space="preserve"> </w:t>
+            </w:r>
+            <w:r>
+              <w:rPr>
+                <w:rStyle w:val="VerbatimChar"/>
+              </w:rPr>
+              <w:t xml:space="preserve">PreflightRefused</w:t>
+            </w:r>
+            <w:r>
+              <w:t xml:space="preserve">.</w:t>
             </w:r>
           </w:p>
         </w:tc>
@@ -4066,7 +4192,7 @@
               <w:rPr>
                 <w:rStyle w:val="VerbatimChar"/>
               </w:rPr>
-              <w:t xml:space="preserve">adw/agents.py</w:t>
+              <w:t xml:space="preserve">adw/dry_run.py</w:t>
             </w:r>
           </w:p>
         </w:tc>
@@ -4078,67 +4204,19 @@
               <w:jc w:val="right"/>
             </w:pPr>
             <w:r>
-              <w:t xml:space="preserve">595</w:t>
-            </w:r>
-          </w:p>
-        </w:tc>
-        <w:tc>
-          <w:tcPr/>
-          <w:p>
-            <w:pPr>
-              <w:pStyle w:val="Compact"/>
-              <w:jc w:val="left"/>
-            </w:pPr>
-            <w:r>
-              <w:t xml:space="preserve">Agent registry (</w:t>
-            </w:r>
-            <w:r>
-              <w:rPr>
-                <w:rStyle w:val="VerbatimChar"/>
-              </w:rPr>
-              <w:t xml:space="preserve">REGISTRY</w:t>
-            </w:r>
-            <w:r>
-              <w:t xml:space="preserve">,</w:t>
-            </w:r>
-            <w:r>
-              <w:t xml:space="preserve"> </w:t>
-            </w:r>
-            <w:r>
-              <w:rPr>
-                <w:rStyle w:val="VerbatimChar"/>
-              </w:rPr>
-              <w:t xml:space="preserve">AgentSpec</w:t>
-            </w:r>
-            <w:r>
-              <w:t xml:space="preserve">), shared content rules, deny rules,</w:t>
-            </w:r>
-            <w:r>
-              <w:t xml:space="preserve"> </w:t>
-            </w:r>
-            <w:r>
-              <w:rPr>
-                <w:rStyle w:val="VerbatimChar"/>
-              </w:rPr>
-              <w:t xml:space="preserve">SdkAgentRunner</w:t>
-            </w:r>
-            <w:r>
-              <w:t xml:space="preserve"> </w:t>
-            </w:r>
-            <w:r>
-              <w:t xml:space="preserve">(stored-login enforcement, env sanitizing, sandbox, stream mirroring into the event log),</w:t>
-            </w:r>
-            <w:r>
-              <w:t xml:space="preserve"> </w:t>
-            </w:r>
-            <w:r>
-              <w:rPr>
-                <w:rStyle w:val="VerbatimChar"/>
-              </w:rPr>
-              <w:t xml:space="preserve">RunTotals</w:t>
-            </w:r>
-            <w:r>
-              <w:t xml:space="preserve">.</w:t>
+              <w:t xml:space="preserve">161</w:t>
+            </w:r>
+          </w:p>
+        </w:tc>
+        <w:tc>
+          <w:tcPr/>
+          <w:p>
+            <w:pPr>
+              <w:pStyle w:val="Compact"/>
+              <w:jc w:val="left"/>
+            </w:pPr>
+            <w:r>
+              <w:t xml:space="preserve">Dry-run wiring: canonical fixtures, scripted mock agent/Codex runners, synthetic gates, simulated green GitLab/GitHub CI.</w:t>
             </w:r>
           </w:p>
         </w:tc>
@@ -4155,7 +4233,7 @@
               <w:rPr>
                 <w:rStyle w:val="VerbatimChar"/>
               </w:rPr>
-              <w:t xml:space="preserve">adw/codex.py</w:t>
+              <w:t xml:space="preserve">adw/phases.py</w:t>
             </w:r>
           </w:p>
         </w:tc>
@@ -4167,79 +4245,19 @@
               <w:jc w:val="right"/>
             </w:pPr>
             <w:r>
-              <w:t xml:space="preserve">473</w:t>
-            </w:r>
-          </w:p>
-        </w:tc>
-        <w:tc>
-          <w:tcPr/>
-          <w:p>
-            <w:pPr>
-              <w:pStyle w:val="Compact"/>
-              <w:jc w:val="left"/>
-            </w:pPr>
-            <w:r>
-              <w:rPr>
-                <w:rStyle w:val="VerbatimChar"/>
-              </w:rPr>
-              <w:t xml:space="preserve">CodexRunner</w:t>
-            </w:r>
-            <w:r>
-              <w:t xml:space="preserve">:</w:t>
-            </w:r>
-            <w:r>
-              <w:t xml:space="preserve"> </w:t>
-            </w:r>
-            <w:r>
-              <w:rPr>
-                <w:rStyle w:val="VerbatimChar"/>
-              </w:rPr>
-              <w:t xml:space="preserve">review()</w:t>
-            </w:r>
-            <w:r>
-              <w:t xml:space="preserve"> </w:t>
-            </w:r>
-            <w:r>
-              <w:t xml:space="preserve">and</w:t>
-            </w:r>
-            <w:r>
-              <w:t xml:space="preserve"> </w:t>
-            </w:r>
-            <w:r>
-              <w:rPr>
-                <w:rStyle w:val="VerbatimChar"/>
-              </w:rPr>
-              <w:t xml:space="preserve">author()</w:t>
-            </w:r>
-            <w:r>
-              <w:t xml:space="preserve"> </w:t>
-            </w:r>
-            <w:r>
-              <w:t xml:space="preserve">via</w:t>
-            </w:r>
-            <w:r>
-              <w:t xml:space="preserve"> </w:t>
-            </w:r>
-            <w:r>
-              <w:rPr>
-                <w:rStyle w:val="VerbatimChar"/>
-              </w:rPr>
-              <w:t xml:space="preserve">codex exec -m gpt-6-astra --sandbox read-only</w:t>
-            </w:r>
-            <w:r>
-              <w:t xml:space="preserve">, isolated</w:t>
-            </w:r>
-            <w:r>
-              <w:t xml:space="preserve"> </w:t>
-            </w:r>
-            <w:r>
-              <w:rPr>
-                <w:rStyle w:val="VerbatimChar"/>
-              </w:rPr>
-              <w:t xml:space="preserve">CODEX_HOME</w:t>
-            </w:r>
-            <w:r>
-              <w:t xml:space="preserve">, marker-block protocol with per-call nonce, process-group kill, token back-sync.</w:t>
+              <w:t xml:space="preserve">645</w:t>
+            </w:r>
+          </w:p>
+        </w:tc>
+        <w:tc>
+          <w:tcPr/>
+          <w:p>
+            <w:pPr>
+              <w:pStyle w:val="Compact"/>
+              <w:jc w:val="left"/>
+            </w:pPr>
+            <w:r>
+              <w:t xml:space="preserve">Phases 4–7 (integration + E2E, Codex review, final review + triage, push + CI) and the facade the CLI imports all seven entry points from.</w:t>
             </w:r>
           </w:p>
         </w:tc>
@@ -4256,7 +4274,7 @@
               <w:rPr>
                 <w:rStyle w:val="VerbatimChar"/>
               </w:rPr>
-              <w:t xml:space="preserve">adw/findings.py</w:t>
+              <w:t xml:space="preserve">adw/context.py</w:t>
             </w:r>
           </w:p>
         </w:tc>
@@ -4268,22 +4286,28 @@
               <w:jc w:val="right"/>
             </w:pPr>
             <w:r>
-              <w:t xml:space="preserve">223</w:t>
-            </w:r>
-          </w:p>
-        </w:tc>
-        <w:tc>
-          <w:tcPr/>
-          <w:p>
-            <w:pPr>
-              <w:pStyle w:val="Compact"/>
-              <w:jc w:val="left"/>
-            </w:pPr>
-            <w:r>
-              <w:rPr>
-                <w:rStyle w:val="VerbatimChar"/>
-              </w:rPr>
-              <w:t xml:space="preserve">Finding</w:t>
+              <w:t xml:space="preserve">370</w:t>
+            </w:r>
+          </w:p>
+        </w:tc>
+        <w:tc>
+          <w:tcPr/>
+          <w:p>
+            <w:pPr>
+              <w:pStyle w:val="Compact"/>
+              <w:jc w:val="left"/>
+            </w:pPr>
+            <w:r>
+              <w:t xml:space="preserve">Shared core:</w:t>
+            </w:r>
+            <w:r>
+              <w:t xml:space="preserve"> </w:t>
+            </w:r>
+            <w:r>
+              <w:rPr>
+                <w:rStyle w:val="VerbatimChar"/>
+              </w:rPr>
+              <w:t xml:space="preserve">RunContext</w:t>
             </w:r>
             <w:r>
               <w:t xml:space="preserve">,</w:t>
@@ -4295,37 +4319,34 @@
               <w:rPr>
                 <w:rStyle w:val="VerbatimChar"/>
               </w:rPr>
-              <w:t xml:space="preserve">ReviewResult</w:t>
-            </w:r>
-            <w:r>
-              <w:t xml:space="preserve">,</w:t>
-            </w:r>
-            <w:r>
-              <w:t xml:space="preserve"> </w:t>
-            </w:r>
-            <w:r>
-              <w:rPr>
-                <w:rStyle w:val="VerbatimChar"/>
-              </w:rPr>
-              <w:t xml:space="preserve">SCHEMA_INSTRUCTION</w:t>
-            </w:r>
-            <w:r>
-              <w:t xml:space="preserve"> </w:t>
-            </w:r>
-            <w:r>
-              <w:t xml:space="preserve">(one shared constant), strict parser</w:t>
-            </w:r>
-            <w:r>
-              <w:t xml:space="preserve"> </w:t>
-            </w:r>
-            <w:r>
-              <w:rPr>
-                <w:rStyle w:val="VerbatimChar"/>
-              </w:rPr>
-              <w:t xml:space="preserve">extract_review_result</w:t>
-            </w:r>
-            <w:r>
-              <w:t xml:space="preserve">.</w:t>
+              <w:t xml:space="preserve">escalate</w:t>
+            </w:r>
+            <w:r>
+              <w:t xml:space="preserve">, exceptions, phase/lane spans,</w:t>
+            </w:r>
+            <w:r>
+              <w:t xml:space="preserve"> </w:t>
+            </w:r>
+            <w:r>
+              <w:rPr>
+                <w:rStyle w:val="VerbatimChar"/>
+              </w:rPr>
+              <w:t xml:space="preserve">_breakpoint_gate</w:t>
+            </w:r>
+            <w:r>
+              <w:t xml:space="preserve">, the escalating</w:t>
+            </w:r>
+            <w:r>
+              <w:t xml:space="preserve"> </w:t>
+            </w:r>
+            <w:r>
+              <w:rPr>
+                <w:rStyle w:val="VerbatimChar"/>
+              </w:rPr>
+              <w:t xml:space="preserve">_git</w:t>
+            </w:r>
+            <w:r>
+              <w:t xml:space="preserve">, agent/Codex call sites with spans, checkpoint helpers.</w:t>
             </w:r>
           </w:p>
         </w:tc>
@@ -4342,7 +4363,7 @@
               <w:rPr>
                 <w:rStyle w:val="VerbatimChar"/>
               </w:rPr>
-              <w:t xml:space="preserve">adw/config.py</w:t>
+              <w:t xml:space="preserve">adw/authoring.py</w:t>
             </w:r>
           </w:p>
         </w:tc>
@@ -4354,121 +4375,19 @@
               <w:jc w:val="right"/>
             </w:pPr>
             <w:r>
-              <w:t xml:space="preserve">154</w:t>
-            </w:r>
-          </w:p>
-        </w:tc>
-        <w:tc>
-          <w:tcPr/>
-          <w:p>
-            <w:pPr>
-              <w:pStyle w:val="Compact"/>
-              <w:jc w:val="left"/>
-            </w:pPr>
-            <w:r>
-              <w:rPr>
-                <w:rStyle w:val="VerbatimChar"/>
-              </w:rPr>
-              <w:t xml:space="preserve">.adw/config.yaml</w:t>
-            </w:r>
-            <w:r>
-              <w:t xml:space="preserve"> </w:t>
-            </w:r>
-            <w:r>
-              <w:t xml:space="preserve">schema and loader (</w:t>
-            </w:r>
-            <w:r>
-              <w:rPr>
-                <w:rStyle w:val="VerbatimChar"/>
-              </w:rPr>
-              <w:t xml:space="preserve">AdwConfig</w:t>
-            </w:r>
-            <w:r>
-              <w:t xml:space="preserve">,</w:t>
-            </w:r>
-            <w:r>
-              <w:t xml:space="preserve"> </w:t>
-            </w:r>
-            <w:r>
-              <w:rPr>
-                <w:rStyle w:val="VerbatimChar"/>
-              </w:rPr>
-              <w:t xml:space="preserve">Gate</w:t>
-            </w:r>
-            <w:r>
-              <w:t xml:space="preserve">,</w:t>
-            </w:r>
-            <w:r>
-              <w:t xml:space="preserve"> </w:t>
-            </w:r>
-            <w:r>
-              <w:rPr>
-                <w:rStyle w:val="VerbatimChar"/>
-              </w:rPr>
-              <w:t xml:space="preserve">LaneConfig</w:t>
-            </w:r>
-            <w:r>
-              <w:t xml:space="preserve">,</w:t>
-            </w:r>
-            <w:r>
-              <w:t xml:space="preserve"> </w:t>
-            </w:r>
-            <w:r>
-              <w:rPr>
-                <w:rStyle w:val="VerbatimChar"/>
-              </w:rPr>
-              <w:t xml:space="preserve">E2eConfig</w:t>
-            </w:r>
-            <w:r>
-              <w:t xml:space="preserve">,</w:t>
-            </w:r>
-            <w:r>
-              <w:t xml:space="preserve"> </w:t>
-            </w:r>
-            <w:r>
-              <w:rPr>
-                <w:rStyle w:val="VerbatimChar"/>
-              </w:rPr>
-              <w:t xml:space="preserve">CiConfig</w:t>
-            </w:r>
-            <w:r>
-              <w:t xml:space="preserve">,</w:t>
-            </w:r>
-            <w:r>
-              <w:t xml:space="preserve"> </w:t>
-            </w:r>
-            <w:r>
-              <w:rPr>
-                <w:rStyle w:val="VerbatimChar"/>
-              </w:rPr>
-              <w:t xml:space="preserve">CodexConfig</w:t>
-            </w:r>
-            <w:r>
-              <w:t xml:space="preserve">,</w:t>
-            </w:r>
-            <w:r>
-              <w:t xml:space="preserve"> </w:t>
-            </w:r>
-            <w:r>
-              <w:rPr>
-                <w:rStyle w:val="VerbatimChar"/>
-              </w:rPr>
-              <w:t xml:space="preserve">TraceConfig</w:t>
-            </w:r>
-            <w:r>
-              <w:t xml:space="preserve">,</w:t>
-            </w:r>
-            <w:r>
-              <w:t xml:space="preserve"> </w:t>
-            </w:r>
-            <w:r>
-              <w:rPr>
-                <w:rStyle w:val="VerbatimChar"/>
-              </w:rPr>
-              <w:t xml:space="preserve">BreakpointName</w:t>
-            </w:r>
-            <w:r>
-              <w:t xml:space="preserve">).</w:t>
+              <w:t xml:space="preserve">851</w:t>
+            </w:r>
+          </w:p>
+        </w:tc>
+        <w:tc>
+          <w:tcPr/>
+          <w:p>
+            <w:pPr>
+              <w:pStyle w:val="Compact"/>
+              <w:jc w:val="left"/>
+            </w:pPr>
+            <w:r>
+              <w:t xml:space="preserve">Phases 1–2: dual-author draft stage, synthesis, reviewed authoring loop (round cap, accept with known findings), spec/plan gates, artifact archival.</w:t>
             </w:r>
           </w:p>
         </w:tc>
@@ -4485,7 +4404,7 @@
               <w:rPr>
                 <w:rStyle w:val="VerbatimChar"/>
               </w:rPr>
-              <w:t xml:space="preserve">adw/state.py</w:t>
+              <w:t xml:space="preserve">adw/lanes.py</w:t>
             </w:r>
           </w:p>
         </w:tc>
@@ -4497,85 +4416,31 @@
               <w:jc w:val="right"/>
             </w:pPr>
             <w:r>
-              <w:t xml:space="preserve">296</w:t>
-            </w:r>
-          </w:p>
-        </w:tc>
-        <w:tc>
-          <w:tcPr/>
-          <w:p>
-            <w:pPr>
-              <w:pStyle w:val="Compact"/>
-              <w:jc w:val="left"/>
-            </w:pPr>
-            <w:r>
-              <w:rPr>
-                <w:rStyle w:val="VerbatimChar"/>
-              </w:rPr>
-              <w:t xml:space="preserve">RunState</w:t>
-            </w:r>
-            <w:r>
-              <w:t xml:space="preserve">,</w:t>
-            </w:r>
-            <w:r>
-              <w:t xml:space="preserve"> </w:t>
-            </w:r>
-            <w:r>
-              <w:rPr>
-                <w:rStyle w:val="VerbatimChar"/>
-              </w:rPr>
-              <w:t xml:space="preserve">LaneState</w:t>
-            </w:r>
-            <w:r>
-              <w:t xml:space="preserve">,</w:t>
-            </w:r>
-            <w:r>
-              <w:t xml:space="preserve"> </w:t>
-            </w:r>
-            <w:r>
-              <w:rPr>
-                <w:rStyle w:val="VerbatimChar"/>
-              </w:rPr>
-              <w:t xml:space="preserve">Phase</w:t>
-            </w:r>
-            <w:r>
-              <w:t xml:space="preserve">; atomic persistence, transactions, monotonic sequence,</w:t>
-            </w:r>
-            <w:r>
-              <w:t xml:space="preserve"> </w:t>
-            </w:r>
-            <w:r>
-              <w:rPr>
-                <w:rStyle w:val="VerbatimChar"/>
-              </w:rPr>
-              <w:t xml:space="preserve">find_latest</w:t>
-            </w:r>
-            <w:r>
-              <w:t xml:space="preserve">;</w:t>
-            </w:r>
-            <w:r>
-              <w:t xml:space="preserve"> </w:t>
-            </w:r>
-            <w:r>
-              <w:rPr>
-                <w:rStyle w:val="VerbatimChar"/>
-              </w:rPr>
-              <w:t xml:space="preserve">runs_root</w:t>
-            </w:r>
-            <w:r>
-              <w:t xml:space="preserve">/</w:t>
-            </w:r>
-            <w:r>
-              <w:rPr>
-                <w:rStyle w:val="VerbatimChar"/>
-              </w:rPr>
-              <w:t xml:space="preserve">contained</w:t>
-            </w:r>
-            <w:r>
-              <w:t xml:space="preserve"> </w:t>
-            </w:r>
-            <w:r>
-              <w:t xml:space="preserve">— the runs-tree containment shared by the GUI and retention.</w:t>
+              <w:t xml:space="preserve">710</w:t>
+            </w:r>
+          </w:p>
+        </w:tc>
+        <w:tc>
+          <w:tcPr/>
+          <w:p>
+            <w:pPr>
+              <w:pStyle w:val="Compact"/>
+              <w:jc w:val="left"/>
+            </w:pPr>
+            <w:r>
+              <w:t xml:space="preserve">Phase 3 and every fix cycle: lane worktrees, TDD RED stage, gate loop with circuit breaker, orchestrator commits,</w:t>
+            </w:r>
+            <w:r>
+              <w:t xml:space="preserve"> </w:t>
+            </w:r>
+            <w:r>
+              <w:rPr>
+                <w:rStyle w:val="VerbatimChar"/>
+              </w:rPr>
+              <w:t xml:space="preserve">_dispatch_lane_fixes</w:t>
+            </w:r>
+            <w:r>
+              <w:t xml:space="preserve">.</w:t>
             </w:r>
           </w:p>
         </w:tc>
@@ -4592,7 +4457,7 @@
               <w:rPr>
                 <w:rStyle w:val="VerbatimChar"/>
               </w:rPr>
-              <w:t xml:space="preserve">adw/gates.py</w:t>
+              <w:t xml:space="preserve">adw/review_policy.py</w:t>
             </w:r>
           </w:p>
         </w:tc>
@@ -4604,34 +4469,19 @@
               <w:jc w:val="right"/>
             </w:pPr>
             <w:r>
-              <w:t xml:space="preserve">187</w:t>
-            </w:r>
-          </w:p>
-        </w:tc>
-        <w:tc>
-          <w:tcPr/>
-          <w:p>
-            <w:pPr>
-              <w:pStyle w:val="Compact"/>
-              <w:jc w:val="left"/>
-            </w:pPr>
-            <w:r>
-              <w:t xml:space="preserve">Gate runner: subprocess per gate with real timeout, process-group kill, bounded output tail (200 lines × max. 4 KiB),</w:t>
-            </w:r>
-            <w:r>
-              <w:t xml:space="preserve"> </w:t>
-            </w:r>
-            <w:r>
-              <w:rPr>
-                <w:rStyle w:val="VerbatimChar"/>
-              </w:rPr>
-              <w:t xml:space="preserve">gate</w:t>
-            </w:r>
-            <w:r>
-              <w:t xml:space="preserve"> </w:t>
-            </w:r>
-            <w:r>
-              <w:t xml:space="preserve">spans.</w:t>
+              <w:t xml:space="preserve">151</w:t>
+            </w:r>
+          </w:p>
+        </w:tc>
+        <w:tc>
+          <w:tcPr/>
+          <w:p>
+            <w:pPr>
+              <w:pStyle w:val="Compact"/>
+              <w:jc w:val="left"/>
+            </w:pPr>
+            <w:r>
+              <w:t xml:space="preserve">Review-loop policy: severity floor per round, findings memory with dispositions, circuit-breaker keys, follow-up report.</w:t>
             </w:r>
           </w:p>
         </w:tc>
@@ -4648,7 +4498,7 @@
               <w:rPr>
                 <w:rStyle w:val="VerbatimChar"/>
               </w:rPr>
-              <w:t xml:space="preserve">adw/worktrees.py</w:t>
+              <w:t xml:space="preserve">adw/agents.py</w:t>
             </w:r>
           </w:p>
         </w:tc>
@@ -4660,40 +4510,64 @@
               <w:jc w:val="right"/>
             </w:pPr>
             <w:r>
-              <w:t xml:space="preserve">219</w:t>
-            </w:r>
-          </w:p>
-        </w:tc>
-        <w:tc>
-          <w:tcPr/>
-          <w:p>
-            <w:pPr>
-              <w:pStyle w:val="Compact"/>
-              <w:jc w:val="left"/>
-            </w:pPr>
-            <w:r>
-              <w:t xml:space="preserve">Lane worktrees (idempotent, ready marker, recovery from partial adds, serialized mutations), lane branches</w:t>
-            </w:r>
-            <w:r>
-              <w:t xml:space="preserve"> </w:t>
-            </w:r>
-            <w:r>
-              <w:rPr>
-                <w:rStyle w:val="VerbatimChar"/>
-              </w:rPr>
-              <w:t xml:space="preserve">adw/&lt;run_id&gt;/&lt;lane&gt;</w:t>
-            </w:r>
-            <w:r>
-              <w:t xml:space="preserve">, deterministic ports with bind check, self-ignoring</w:t>
-            </w:r>
-            <w:r>
-              <w:t xml:space="preserve"> </w:t>
-            </w:r>
-            <w:r>
-              <w:rPr>
-                <w:rStyle w:val="VerbatimChar"/>
-              </w:rPr>
-              <w:t xml:space="preserve">.adw/runs/.gitignore</w:t>
+              <w:t xml:space="preserve">595</w:t>
+            </w:r>
+          </w:p>
+        </w:tc>
+        <w:tc>
+          <w:tcPr/>
+          <w:p>
+            <w:pPr>
+              <w:pStyle w:val="Compact"/>
+              <w:jc w:val="left"/>
+            </w:pPr>
+            <w:r>
+              <w:t xml:space="preserve">Agent registry (</w:t>
+            </w:r>
+            <w:r>
+              <w:rPr>
+                <w:rStyle w:val="VerbatimChar"/>
+              </w:rPr>
+              <w:t xml:space="preserve">REGISTRY</w:t>
+            </w:r>
+            <w:r>
+              <w:t xml:space="preserve">,</w:t>
+            </w:r>
+            <w:r>
+              <w:t xml:space="preserve"> </w:t>
+            </w:r>
+            <w:r>
+              <w:rPr>
+                <w:rStyle w:val="VerbatimChar"/>
+              </w:rPr>
+              <w:t xml:space="preserve">AgentSpec</w:t>
+            </w:r>
+            <w:r>
+              <w:t xml:space="preserve">), shared content rules, deny rules,</w:t>
+            </w:r>
+            <w:r>
+              <w:t xml:space="preserve"> </w:t>
+            </w:r>
+            <w:r>
+              <w:rPr>
+                <w:rStyle w:val="VerbatimChar"/>
+              </w:rPr>
+              <w:t xml:space="preserve">SdkAgentRunner</w:t>
+            </w:r>
+            <w:r>
+              <w:t xml:space="preserve"> </w:t>
+            </w:r>
+            <w:r>
+              <w:t xml:space="preserve">(stored-login enforcement, env sanitizing, sandbox, stream mirroring into the event log),</w:t>
+            </w:r>
+            <w:r>
+              <w:t xml:space="preserve"> </w:t>
+            </w:r>
+            <w:r>
+              <w:rPr>
+                <w:rStyle w:val="VerbatimChar"/>
+              </w:rPr>
+              <w:t xml:space="preserve">RunTotals</w:t>
             </w:r>
             <w:r>
               <w:t xml:space="preserve">.</w:t>
@@ -4713,7 +4587,7 @@
               <w:rPr>
                 <w:rStyle w:val="VerbatimChar"/>
               </w:rPr>
-              <w:t xml:space="preserve">adw/triage.py</w:t>
+              <w:t xml:space="preserve">adw/codex.py</w:t>
             </w:r>
           </w:p>
         </w:tc>
@@ -4725,31 +4599,79 @@
               <w:jc w:val="right"/>
             </w:pPr>
             <w:r>
-              <w:t xml:space="preserve">95</w:t>
-            </w:r>
-          </w:p>
-        </w:tc>
-        <w:tc>
-          <w:tcPr/>
-          <w:p>
-            <w:pPr>
-              <w:pStyle w:val="Compact"/>
-              <w:jc w:val="left"/>
-            </w:pPr>
-            <w:r>
-              <w:t xml:space="preserve">Pure functions: final-review triage (</w:t>
-            </w:r>
-            <w:r>
-              <w:rPr>
-                <w:rStyle w:val="VerbatimChar"/>
-              </w:rPr>
-              <w:t xml:space="preserve">scope_gap</w:t>
-            </w:r>
-            <w:r>
-              <w:t xml:space="preserve"> </w:t>
-            </w:r>
-            <w:r>
-              <w:t xml:space="preserve">→ follow-up, rest → lane fixes), limit checks, circuit breaker.</w:t>
+              <w:t xml:space="preserve">473</w:t>
+            </w:r>
+          </w:p>
+        </w:tc>
+        <w:tc>
+          <w:tcPr/>
+          <w:p>
+            <w:pPr>
+              <w:pStyle w:val="Compact"/>
+              <w:jc w:val="left"/>
+            </w:pPr>
+            <w:r>
+              <w:rPr>
+                <w:rStyle w:val="VerbatimChar"/>
+              </w:rPr>
+              <w:t xml:space="preserve">CodexRunner</w:t>
+            </w:r>
+            <w:r>
+              <w:t xml:space="preserve">:</w:t>
+            </w:r>
+            <w:r>
+              <w:t xml:space="preserve"> </w:t>
+            </w:r>
+            <w:r>
+              <w:rPr>
+                <w:rStyle w:val="VerbatimChar"/>
+              </w:rPr>
+              <w:t xml:space="preserve">review()</w:t>
+            </w:r>
+            <w:r>
+              <w:t xml:space="preserve"> </w:t>
+            </w:r>
+            <w:r>
+              <w:t xml:space="preserve">and</w:t>
+            </w:r>
+            <w:r>
+              <w:t xml:space="preserve"> </w:t>
+            </w:r>
+            <w:r>
+              <w:rPr>
+                <w:rStyle w:val="VerbatimChar"/>
+              </w:rPr>
+              <w:t xml:space="preserve">author()</w:t>
+            </w:r>
+            <w:r>
+              <w:t xml:space="preserve"> </w:t>
+            </w:r>
+            <w:r>
+              <w:t xml:space="preserve">via</w:t>
+            </w:r>
+            <w:r>
+              <w:t xml:space="preserve"> </w:t>
+            </w:r>
+            <w:r>
+              <w:rPr>
+                <w:rStyle w:val="VerbatimChar"/>
+              </w:rPr>
+              <w:t xml:space="preserve">codex exec -m gpt-6-astra --sandbox read-only</w:t>
+            </w:r>
+            <w:r>
+              <w:t xml:space="preserve">, isolated</w:t>
+            </w:r>
+            <w:r>
+              <w:t xml:space="preserve"> </w:t>
+            </w:r>
+            <w:r>
+              <w:rPr>
+                <w:rStyle w:val="VerbatimChar"/>
+              </w:rPr>
+              <w:t xml:space="preserve">CODEX_HOME</w:t>
+            </w:r>
+            <w:r>
+              <w:t xml:space="preserve">, marker-block protocol with per-call nonce, process-group kill, token back-sync.</w:t>
             </w:r>
           </w:p>
         </w:tc>
@@ -4766,7 +4688,7 @@
               <w:rPr>
                 <w:rStyle w:val="VerbatimChar"/>
               </w:rPr>
-              <w:t xml:space="preserve">adw/ci.py</w:t>
+              <w:t xml:space="preserve">adw/findings.py</w:t>
             </w:r>
           </w:p>
         </w:tc>
@@ -4778,61 +4700,64 @@
               <w:jc w:val="right"/>
             </w:pPr>
             <w:r>
-              <w:t xml:space="preserve">246</w:t>
-            </w:r>
-          </w:p>
-        </w:tc>
-        <w:tc>
-          <w:tcPr/>
-          <w:p>
-            <w:pPr>
-              <w:pStyle w:val="Compact"/>
-              <w:jc w:val="left"/>
-            </w:pPr>
-            <w:r>
-              <w:t xml:space="preserve">GitLab: SHA-bound pipeline polling via</w:t>
-            </w:r>
-            <w:r>
-              <w:t xml:space="preserve"> </w:t>
-            </w:r>
-            <w:r>
-              <w:rPr>
-                <w:rStyle w:val="VerbatimChar"/>
-              </w:rPr>
-              <w:t xml:space="preserve">glab api</w:t>
-            </w:r>
-            <w:r>
-              <w:t xml:space="preserve">, failed-job log retrieval; the forge-neutral</w:t>
-            </w:r>
-            <w:r>
-              <w:t xml:space="preserve"> </w:t>
-            </w:r>
-            <w:r>
-              <w:rPr>
-                <w:rStyle w:val="VerbatimChar"/>
-              </w:rPr>
-              <w:t xml:space="preserve">run_forge_cli</w:t>
-            </w:r>
-            <w:r>
-              <w:t xml:space="preserve"> </w:t>
-            </w:r>
-            <w:r>
-              <w:t xml:space="preserve">(hardened glab/gh call) and</w:t>
-            </w:r>
-            <w:r>
-              <w:t xml:space="preserve"> </w:t>
-            </w:r>
-            <w:r>
-              <w:rPr>
-                <w:rStyle w:val="VerbatimChar"/>
-              </w:rPr>
-              <w:t xml:space="preserve">poll_until</w:t>
-            </w:r>
-            <w:r>
-              <w:t xml:space="preserve"> </w:t>
-            </w:r>
-            <w:r>
-              <w:t xml:space="preserve">(wait loop) both forges use.</w:t>
+              <w:t xml:space="preserve">223</w:t>
+            </w:r>
+          </w:p>
+        </w:tc>
+        <w:tc>
+          <w:tcPr/>
+          <w:p>
+            <w:pPr>
+              <w:pStyle w:val="Compact"/>
+              <w:jc w:val="left"/>
+            </w:pPr>
+            <w:r>
+              <w:rPr>
+                <w:rStyle w:val="VerbatimChar"/>
+              </w:rPr>
+              <w:t xml:space="preserve">Finding</w:t>
+            </w:r>
+            <w:r>
+              <w:t xml:space="preserve">,</w:t>
+            </w:r>
+            <w:r>
+              <w:t xml:space="preserve"> </w:t>
+            </w:r>
+            <w:r>
+              <w:rPr>
+                <w:rStyle w:val="VerbatimChar"/>
+              </w:rPr>
+              <w:t xml:space="preserve">ReviewResult</w:t>
+            </w:r>
+            <w:r>
+              <w:t xml:space="preserve">,</w:t>
+            </w:r>
+            <w:r>
+              <w:t xml:space="preserve"> </w:t>
+            </w:r>
+            <w:r>
+              <w:rPr>
+                <w:rStyle w:val="VerbatimChar"/>
+              </w:rPr>
+              <w:t xml:space="preserve">SCHEMA_INSTRUCTION</w:t>
+            </w:r>
+            <w:r>
+              <w:t xml:space="preserve"> </w:t>
+            </w:r>
+            <w:r>
+              <w:t xml:space="preserve">(one shared constant), strict parser</w:t>
+            </w:r>
+            <w:r>
+              <w:t xml:space="preserve"> </w:t>
+            </w:r>
+            <w:r>
+              <w:rPr>
+                <w:rStyle w:val="VerbatimChar"/>
+              </w:rPr>
+              <w:t xml:space="preserve">extract_review_result</w:t>
+            </w:r>
+            <w:r>
+              <w:t xml:space="preserve">.</w:t>
             </w:r>
           </w:p>
         </w:tc>
@@ -4849,7 +4774,7 @@
               <w:rPr>
                 <w:rStyle w:val="VerbatimChar"/>
               </w:rPr>
-              <w:t xml:space="preserve">adw/github.py</w:t>
+              <w:t xml:space="preserve">adw/config.py</w:t>
             </w:r>
           </w:p>
         </w:tc>
@@ -4861,28 +4786,34 @@
               <w:jc w:val="right"/>
             </w:pPr>
             <w:r>
-              <w:t xml:space="preserve">137</w:t>
-            </w:r>
-          </w:p>
-        </w:tc>
-        <w:tc>
-          <w:tcPr/>
-          <w:p>
-            <w:pPr>
-              <w:pStyle w:val="Compact"/>
-              <w:jc w:val="left"/>
-            </w:pPr>
-            <w:r>
-              <w:t xml:space="preserve">GitHub Actions: SHA-bound workflow-run polling via</w:t>
-            </w:r>
-            <w:r>
-              <w:t xml:space="preserve"> </w:t>
-            </w:r>
-            <w:r>
-              <w:rPr>
-                <w:rStyle w:val="VerbatimChar"/>
-              </w:rPr>
-              <w:t xml:space="preserve">gh api</w:t>
+              <w:t xml:space="preserve">154</w:t>
+            </w:r>
+          </w:p>
+        </w:tc>
+        <w:tc>
+          <w:tcPr/>
+          <w:p>
+            <w:pPr>
+              <w:pStyle w:val="Compact"/>
+              <w:jc w:val="left"/>
+            </w:pPr>
+            <w:r>
+              <w:rPr>
+                <w:rStyle w:val="VerbatimChar"/>
+              </w:rPr>
+              <w:t xml:space="preserve">.adw/config.yaml</w:t>
+            </w:r>
+            <w:r>
+              <w:t xml:space="preserve"> </w:t>
+            </w:r>
+            <w:r>
+              <w:t xml:space="preserve">schema and loader (</w:t>
+            </w:r>
+            <w:r>
+              <w:rPr>
+                <w:rStyle w:val="VerbatimChar"/>
+              </w:rPr>
+              <w:t xml:space="preserve">AdwConfig</w:t>
             </w:r>
             <w:r>
               <w:t xml:space="preserve">,</w:t>
@@ -4894,40 +4825,82 @@
               <w:rPr>
                 <w:rStyle w:val="VerbatimChar"/>
               </w:rPr>
-              <w:t xml:space="preserve">--log-failed</w:t>
-            </w:r>
-            <w:r>
-              <w:t xml:space="preserve"> </w:t>
-            </w:r>
-            <w:r>
-              <w:t xml:space="preserve">excerpts. Same</w:t>
-            </w:r>
-            <w:r>
-              <w:t xml:space="preserve"> </w:t>
-            </w:r>
-            <w:r>
-              <w:rPr>
-                <w:rStyle w:val="VerbatimChar"/>
-              </w:rPr>
-              <w:t xml:space="preserve">CiResult</w:t>
-            </w:r>
-            <w:r>
-              <w:t xml:space="preserve"> </w:t>
-            </w:r>
-            <w:r>
-              <w:t xml:space="preserve">and error classes as</w:t>
-            </w:r>
-            <w:r>
-              <w:t xml:space="preserve"> </w:t>
-            </w:r>
-            <w:r>
-              <w:rPr>
-                <w:rStyle w:val="VerbatimChar"/>
-              </w:rPr>
-              <w:t xml:space="preserve">ci.py</w:t>
-            </w:r>
-            <w:r>
-              <w:t xml:space="preserve">.</w:t>
+              <w:t xml:space="preserve">Gate</w:t>
+            </w:r>
+            <w:r>
+              <w:t xml:space="preserve">,</w:t>
+            </w:r>
+            <w:r>
+              <w:t xml:space="preserve"> </w:t>
+            </w:r>
+            <w:r>
+              <w:rPr>
+                <w:rStyle w:val="VerbatimChar"/>
+              </w:rPr>
+              <w:t xml:space="preserve">LaneConfig</w:t>
+            </w:r>
+            <w:r>
+              <w:t xml:space="preserve">,</w:t>
+            </w:r>
+            <w:r>
+              <w:t xml:space="preserve"> </w:t>
+            </w:r>
+            <w:r>
+              <w:rPr>
+                <w:rStyle w:val="VerbatimChar"/>
+              </w:rPr>
+              <w:t xml:space="preserve">E2eConfig</w:t>
+            </w:r>
+            <w:r>
+              <w:t xml:space="preserve">,</w:t>
+            </w:r>
+            <w:r>
+              <w:t xml:space="preserve"> </w:t>
+            </w:r>
+            <w:r>
+              <w:rPr>
+                <w:rStyle w:val="VerbatimChar"/>
+              </w:rPr>
+              <w:t xml:space="preserve">CiConfig</w:t>
+            </w:r>
+            <w:r>
+              <w:t xml:space="preserve">,</w:t>
+            </w:r>
+            <w:r>
+              <w:t xml:space="preserve"> </w:t>
+            </w:r>
+            <w:r>
+              <w:rPr>
+                <w:rStyle w:val="VerbatimChar"/>
+              </w:rPr>
+              <w:t xml:space="preserve">CodexConfig</w:t>
+            </w:r>
+            <w:r>
+              <w:t xml:space="preserve">,</w:t>
+            </w:r>
+            <w:r>
+              <w:t xml:space="preserve"> </w:t>
+            </w:r>
+            <w:r>
+              <w:rPr>
+                <w:rStyle w:val="VerbatimChar"/>
+              </w:rPr>
+              <w:t xml:space="preserve">TraceConfig</w:t>
+            </w:r>
+            <w:r>
+              <w:t xml:space="preserve">,</w:t>
+            </w:r>
+            <w:r>
+              <w:t xml:space="preserve"> </w:t>
+            </w:r>
+            <w:r>
+              <w:rPr>
+                <w:rStyle w:val="VerbatimChar"/>
+              </w:rPr>
+              <w:t xml:space="preserve">BreakpointName</w:t>
+            </w:r>
+            <w:r>
+              <w:t xml:space="preserve">).</w:t>
             </w:r>
           </w:p>
         </w:tc>
@@ -4944,7 +4917,7 @@
               <w:rPr>
                 <w:rStyle w:val="VerbatimChar"/>
               </w:rPr>
-              <w:t xml:space="preserve">adw/forge.py</w:t>
+              <w:t xml:space="preserve">adw/state.py</w:t>
             </w:r>
           </w:p>
         </w:tc>
@@ -4956,61 +4929,85 @@
               <w:jc w:val="right"/>
             </w:pPr>
             <w:r>
-              <w:t xml:space="preserve">82</w:t>
-            </w:r>
-          </w:p>
-        </w:tc>
-        <w:tc>
-          <w:tcPr/>
-          <w:p>
-            <w:pPr>
-              <w:pStyle w:val="Compact"/>
-              <w:jc w:val="left"/>
-            </w:pPr>
-            <w:r>
-              <w:t xml:space="preserve">GitLab vs. GitHub:</w:t>
-            </w:r>
-            <w:r>
-              <w:t xml:space="preserve"> </w:t>
-            </w:r>
-            <w:r>
-              <w:rPr>
-                <w:rStyle w:val="VerbatimChar"/>
-              </w:rPr>
-              <w:t xml:space="preserve">ci.provider</w:t>
-            </w:r>
-            <w:r>
-              <w:t xml:space="preserve"> </w:t>
-            </w:r>
-            <w:r>
-              <w:t xml:space="preserve">override, otherwise hostname of the</w:t>
-            </w:r>
-            <w:r>
-              <w:t xml:space="preserve"> </w:t>
-            </w:r>
-            <w:r>
-              <w:rPr>
-                <w:rStyle w:val="VerbatimChar"/>
-              </w:rPr>
-              <w:t xml:space="preserve">origin</w:t>
-            </w:r>
-            <w:r>
-              <w:t xml:space="preserve"> </w:t>
-            </w:r>
-            <w:r>
-              <w:t xml:space="preserve">URL; unknown host →</w:t>
-            </w:r>
-            <w:r>
-              <w:t xml:space="preserve"> </w:t>
-            </w:r>
-            <w:r>
-              <w:rPr>
-                <w:rStyle w:val="VerbatimChar"/>
-              </w:rPr>
-              <w:t xml:space="preserve">ForgeError</w:t>
-            </w:r>
-            <w:r>
-              <w:t xml:space="preserve">: the CLI forge preflight refuses the command; phase 7 escalates only if origin/config changed mid-run (dry run: falls back to GitLab).</w:t>
+              <w:t xml:space="preserve">296</w:t>
+            </w:r>
+          </w:p>
+        </w:tc>
+        <w:tc>
+          <w:tcPr/>
+          <w:p>
+            <w:pPr>
+              <w:pStyle w:val="Compact"/>
+              <w:jc w:val="left"/>
+            </w:pPr>
+            <w:r>
+              <w:rPr>
+                <w:rStyle w:val="VerbatimChar"/>
+              </w:rPr>
+              <w:t xml:space="preserve">RunState</w:t>
+            </w:r>
+            <w:r>
+              <w:t xml:space="preserve">,</w:t>
+            </w:r>
+            <w:r>
+              <w:t xml:space="preserve"> </w:t>
+            </w:r>
+            <w:r>
+              <w:rPr>
+                <w:rStyle w:val="VerbatimChar"/>
+              </w:rPr>
+              <w:t xml:space="preserve">LaneState</w:t>
+            </w:r>
+            <w:r>
+              <w:t xml:space="preserve">,</w:t>
+            </w:r>
+            <w:r>
+              <w:t xml:space="preserve"> </w:t>
+            </w:r>
+            <w:r>
+              <w:rPr>
+                <w:rStyle w:val="VerbatimChar"/>
+              </w:rPr>
+              <w:t xml:space="preserve">Phase</w:t>
+            </w:r>
+            <w:r>
+              <w:t xml:space="preserve">; atomic persistence, transactions, monotonic sequence,</w:t>
+            </w:r>
+            <w:r>
+              <w:t xml:space="preserve"> </w:t>
+            </w:r>
+            <w:r>
+              <w:rPr>
+                <w:rStyle w:val="VerbatimChar"/>
+              </w:rPr>
+              <w:t xml:space="preserve">find_latest</w:t>
+            </w:r>
+            <w:r>
+              <w:t xml:space="preserve">;</w:t>
+            </w:r>
+            <w:r>
+              <w:t xml:space="preserve"> </w:t>
+            </w:r>
+            <w:r>
+              <w:rPr>
+                <w:rStyle w:val="VerbatimChar"/>
+              </w:rPr>
+              <w:t xml:space="preserve">runs_root</w:t>
+            </w:r>
+            <w:r>
+              <w:t xml:space="preserve">/</w:t>
+            </w:r>
+            <w:r>
+              <w:rPr>
+                <w:rStyle w:val="VerbatimChar"/>
+              </w:rPr>
+              <w:t xml:space="preserve">contained</w:t>
+            </w:r>
+            <w:r>
+              <w:t xml:space="preserve"> </w:t>
+            </w:r>
+            <w:r>
+              <w:t xml:space="preserve">— the runs-tree containment shared by the GUI and retention.</w:t>
             </w:r>
           </w:p>
         </w:tc>
@@ -5027,7 +5024,7 @@
               <w:rPr>
                 <w:rStyle w:val="VerbatimChar"/>
               </w:rPr>
-              <w:t xml:space="preserve">adw/env.py</w:t>
+              <w:t xml:space="preserve">adw/gates.py</w:t>
             </w:r>
           </w:p>
         </w:tc>
@@ -5039,25 +5036,34 @@
               <w:jc w:val="right"/>
             </w:pPr>
             <w:r>
-              <w:t xml:space="preserve">39</w:t>
-            </w:r>
-          </w:p>
-        </w:tc>
-        <w:tc>
-          <w:tcPr/>
-          <w:p>
-            <w:pPr>
-              <w:pStyle w:val="Compact"/>
-              <w:jc w:val="left"/>
-            </w:pPr>
-            <w:r>
-              <w:rPr>
-                <w:rStyle w:val="VerbatimChar"/>
-              </w:rPr>
-              <w:t xml:space="preserve">safe_env()</w:t>
-            </w:r>
-            <w:r>
-              <w:t xml:space="preserve">: environment whitelist for every subprocess.</w:t>
+              <w:t xml:space="preserve">187</w:t>
+            </w:r>
+          </w:p>
+        </w:tc>
+        <w:tc>
+          <w:tcPr/>
+          <w:p>
+            <w:pPr>
+              <w:pStyle w:val="Compact"/>
+              <w:jc w:val="left"/>
+            </w:pPr>
+            <w:r>
+              <w:t xml:space="preserve">Gate runner: subprocess per gate with real timeout, process-group kill, bounded output tail (200 lines × max. 4 KiB),</w:t>
+            </w:r>
+            <w:r>
+              <w:t xml:space="preserve"> </w:t>
+            </w:r>
+            <w:r>
+              <w:rPr>
+                <w:rStyle w:val="VerbatimChar"/>
+              </w:rPr>
+              <w:t xml:space="preserve">gate</w:t>
+            </w:r>
+            <w:r>
+              <w:t xml:space="preserve"> </w:t>
+            </w:r>
+            <w:r>
+              <w:t xml:space="preserve">spans.</w:t>
             </w:r>
           </w:p>
         </w:tc>
@@ -5074,7 +5080,7 @@
               <w:rPr>
                 <w:rStyle w:val="VerbatimChar"/>
               </w:rPr>
-              <w:t xml:space="preserve">adw/git.py</w:t>
+              <w:t xml:space="preserve">adw/worktrees.py</w:t>
             </w:r>
           </w:p>
         </w:tc>
@@ -5086,25 +5092,43 @@
               <w:jc w:val="right"/>
             </w:pPr>
             <w:r>
-              <w:t xml:space="preserve">30</w:t>
-            </w:r>
-          </w:p>
-        </w:tc>
-        <w:tc>
-          <w:tcPr/>
-          <w:p>
-            <w:pPr>
-              <w:pStyle w:val="Compact"/>
-              <w:jc w:val="left"/>
-            </w:pPr>
-            <w:r>
-              <w:rPr>
-                <w:rStyle w:val="VerbatimChar"/>
-              </w:rPr>
-              <w:t xml:space="preserve">run_git()</w:t>
-            </w:r>
-            <w:r>
-              <w:t xml:space="preserve">: the one hardened git invocation (hooks off, env whitelist, caller's timeout) for orchestrator, CLI and GUI.</w:t>
+              <w:t xml:space="preserve">219</w:t>
+            </w:r>
+          </w:p>
+        </w:tc>
+        <w:tc>
+          <w:tcPr/>
+          <w:p>
+            <w:pPr>
+              <w:pStyle w:val="Compact"/>
+              <w:jc w:val="left"/>
+            </w:pPr>
+            <w:r>
+              <w:t xml:space="preserve">Lane worktrees (idempotent, ready marker, recovery from partial adds, serialized mutations), lane branches</w:t>
+            </w:r>
+            <w:r>
+              <w:t xml:space="preserve"> </w:t>
+            </w:r>
+            <w:r>
+              <w:rPr>
+                <w:rStyle w:val="VerbatimChar"/>
+              </w:rPr>
+              <w:t xml:space="preserve">adw/&lt;run_id&gt;/&lt;lane&gt;</w:t>
+            </w:r>
+            <w:r>
+              <w:t xml:space="preserve">, deterministic ports with bind check, self-ignoring</w:t>
+            </w:r>
+            <w:r>
+              <w:t xml:space="preserve"> </w:t>
+            </w:r>
+            <w:r>
+              <w:rPr>
+                <w:rStyle w:val="VerbatimChar"/>
+              </w:rPr>
+              <w:t xml:space="preserve">.adw/runs/.gitignore</w:t>
+            </w:r>
+            <w:r>
+              <w:t xml:space="preserve">.</w:t>
             </w:r>
           </w:p>
         </w:tc>
@@ -5121,6 +5145,414 @@
               <w:rPr>
                 <w:rStyle w:val="VerbatimChar"/>
               </w:rPr>
+              <w:t xml:space="preserve">adw/triage.py</w:t>
+            </w:r>
+          </w:p>
+        </w:tc>
+        <w:tc>
+          <w:tcPr/>
+          <w:p>
+            <w:pPr>
+              <w:pStyle w:val="Compact"/>
+              <w:jc w:val="right"/>
+            </w:pPr>
+            <w:r>
+              <w:t xml:space="preserve">95</w:t>
+            </w:r>
+          </w:p>
+        </w:tc>
+        <w:tc>
+          <w:tcPr/>
+          <w:p>
+            <w:pPr>
+              <w:pStyle w:val="Compact"/>
+              <w:jc w:val="left"/>
+            </w:pPr>
+            <w:r>
+              <w:t xml:space="preserve">Pure functions: final-review triage (</w:t>
+            </w:r>
+            <w:r>
+              <w:rPr>
+                <w:rStyle w:val="VerbatimChar"/>
+              </w:rPr>
+              <w:t xml:space="preserve">scope_gap</w:t>
+            </w:r>
+            <w:r>
+              <w:t xml:space="preserve"> </w:t>
+            </w:r>
+            <w:r>
+              <w:t xml:space="preserve">→ follow-up, rest → lane fixes), limit checks, circuit breaker.</w:t>
+            </w:r>
+          </w:p>
+        </w:tc>
+      </w:tr>
+      <w:tr>
+        <w:tc>
+          <w:tcPr/>
+          <w:p>
+            <w:pPr>
+              <w:pStyle w:val="Compact"/>
+              <w:jc w:val="left"/>
+            </w:pPr>
+            <w:r>
+              <w:rPr>
+                <w:rStyle w:val="VerbatimChar"/>
+              </w:rPr>
+              <w:t xml:space="preserve">adw/ci.py</w:t>
+            </w:r>
+          </w:p>
+        </w:tc>
+        <w:tc>
+          <w:tcPr/>
+          <w:p>
+            <w:pPr>
+              <w:pStyle w:val="Compact"/>
+              <w:jc w:val="right"/>
+            </w:pPr>
+            <w:r>
+              <w:t xml:space="preserve">246</w:t>
+            </w:r>
+          </w:p>
+        </w:tc>
+        <w:tc>
+          <w:tcPr/>
+          <w:p>
+            <w:pPr>
+              <w:pStyle w:val="Compact"/>
+              <w:jc w:val="left"/>
+            </w:pPr>
+            <w:r>
+              <w:t xml:space="preserve">GitLab: SHA-bound pipeline polling via</w:t>
+            </w:r>
+            <w:r>
+              <w:t xml:space="preserve"> </w:t>
+            </w:r>
+            <w:r>
+              <w:rPr>
+                <w:rStyle w:val="VerbatimChar"/>
+              </w:rPr>
+              <w:t xml:space="preserve">glab api</w:t>
+            </w:r>
+            <w:r>
+              <w:t xml:space="preserve">, failed-job log retrieval; the forge-neutral</w:t>
+            </w:r>
+            <w:r>
+              <w:t xml:space="preserve"> </w:t>
+            </w:r>
+            <w:r>
+              <w:rPr>
+                <w:rStyle w:val="VerbatimChar"/>
+              </w:rPr>
+              <w:t xml:space="preserve">run_forge_cli</w:t>
+            </w:r>
+            <w:r>
+              <w:t xml:space="preserve"> </w:t>
+            </w:r>
+            <w:r>
+              <w:t xml:space="preserve">(hardened glab/gh call) and</w:t>
+            </w:r>
+            <w:r>
+              <w:t xml:space="preserve"> </w:t>
+            </w:r>
+            <w:r>
+              <w:rPr>
+                <w:rStyle w:val="VerbatimChar"/>
+              </w:rPr>
+              <w:t xml:space="preserve">poll_until</w:t>
+            </w:r>
+            <w:r>
+              <w:t xml:space="preserve"> </w:t>
+            </w:r>
+            <w:r>
+              <w:t xml:space="preserve">(wait loop) both forges use.</w:t>
+            </w:r>
+          </w:p>
+        </w:tc>
+      </w:tr>
+      <w:tr>
+        <w:tc>
+          <w:tcPr/>
+          <w:p>
+            <w:pPr>
+              <w:pStyle w:val="Compact"/>
+              <w:jc w:val="left"/>
+            </w:pPr>
+            <w:r>
+              <w:rPr>
+                <w:rStyle w:val="VerbatimChar"/>
+              </w:rPr>
+              <w:t xml:space="preserve">adw/github.py</w:t>
+            </w:r>
+          </w:p>
+        </w:tc>
+        <w:tc>
+          <w:tcPr/>
+          <w:p>
+            <w:pPr>
+              <w:pStyle w:val="Compact"/>
+              <w:jc w:val="right"/>
+            </w:pPr>
+            <w:r>
+              <w:t xml:space="preserve">137</w:t>
+            </w:r>
+          </w:p>
+        </w:tc>
+        <w:tc>
+          <w:tcPr/>
+          <w:p>
+            <w:pPr>
+              <w:pStyle w:val="Compact"/>
+              <w:jc w:val="left"/>
+            </w:pPr>
+            <w:r>
+              <w:t xml:space="preserve">GitHub Actions: SHA-bound workflow-run polling via</w:t>
+            </w:r>
+            <w:r>
+              <w:t xml:space="preserve"> </w:t>
+            </w:r>
+            <w:r>
+              <w:rPr>
+                <w:rStyle w:val="VerbatimChar"/>
+              </w:rPr>
+              <w:t xml:space="preserve">gh api</w:t>
+            </w:r>
+            <w:r>
+              <w:t xml:space="preserve">,</w:t>
+            </w:r>
+            <w:r>
+              <w:t xml:space="preserve"> </w:t>
+            </w:r>
+            <w:r>
+              <w:rPr>
+                <w:rStyle w:val="VerbatimChar"/>
+              </w:rPr>
+              <w:t xml:space="preserve">--log-failed</w:t>
+            </w:r>
+            <w:r>
+              <w:t xml:space="preserve"> </w:t>
+            </w:r>
+            <w:r>
+              <w:t xml:space="preserve">excerpts. Same</w:t>
+            </w:r>
+            <w:r>
+              <w:t xml:space="preserve"> </w:t>
+            </w:r>
+            <w:r>
+              <w:rPr>
+                <w:rStyle w:val="VerbatimChar"/>
+              </w:rPr>
+              <w:t xml:space="preserve">CiResult</w:t>
+            </w:r>
+            <w:r>
+              <w:t xml:space="preserve"> </w:t>
+            </w:r>
+            <w:r>
+              <w:t xml:space="preserve">and error classes as</w:t>
+            </w:r>
+            <w:r>
+              <w:t xml:space="preserve"> </w:t>
+            </w:r>
+            <w:r>
+              <w:rPr>
+                <w:rStyle w:val="VerbatimChar"/>
+              </w:rPr>
+              <w:t xml:space="preserve">ci.py</w:t>
+            </w:r>
+            <w:r>
+              <w:t xml:space="preserve">.</w:t>
+            </w:r>
+          </w:p>
+        </w:tc>
+      </w:tr>
+      <w:tr>
+        <w:tc>
+          <w:tcPr/>
+          <w:p>
+            <w:pPr>
+              <w:pStyle w:val="Compact"/>
+              <w:jc w:val="left"/>
+            </w:pPr>
+            <w:r>
+              <w:rPr>
+                <w:rStyle w:val="VerbatimChar"/>
+              </w:rPr>
+              <w:t xml:space="preserve">adw/forge.py</w:t>
+            </w:r>
+          </w:p>
+        </w:tc>
+        <w:tc>
+          <w:tcPr/>
+          <w:p>
+            <w:pPr>
+              <w:pStyle w:val="Compact"/>
+              <w:jc w:val="right"/>
+            </w:pPr>
+            <w:r>
+              <w:t xml:space="preserve">82</w:t>
+            </w:r>
+          </w:p>
+        </w:tc>
+        <w:tc>
+          <w:tcPr/>
+          <w:p>
+            <w:pPr>
+              <w:pStyle w:val="Compact"/>
+              <w:jc w:val="left"/>
+            </w:pPr>
+            <w:r>
+              <w:t xml:space="preserve">GitLab vs. GitHub:</w:t>
+            </w:r>
+            <w:r>
+              <w:t xml:space="preserve"> </w:t>
+            </w:r>
+            <w:r>
+              <w:rPr>
+                <w:rStyle w:val="VerbatimChar"/>
+              </w:rPr>
+              <w:t xml:space="preserve">ci.provider</w:t>
+            </w:r>
+            <w:r>
+              <w:t xml:space="preserve"> </w:t>
+            </w:r>
+            <w:r>
+              <w:t xml:space="preserve">override, otherwise hostname of the</w:t>
+            </w:r>
+            <w:r>
+              <w:t xml:space="preserve"> </w:t>
+            </w:r>
+            <w:r>
+              <w:rPr>
+                <w:rStyle w:val="VerbatimChar"/>
+              </w:rPr>
+              <w:t xml:space="preserve">origin</w:t>
+            </w:r>
+            <w:r>
+              <w:t xml:space="preserve"> </w:t>
+            </w:r>
+            <w:r>
+              <w:t xml:space="preserve">URL; unknown host →</w:t>
+            </w:r>
+            <w:r>
+              <w:t xml:space="preserve"> </w:t>
+            </w:r>
+            <w:r>
+              <w:rPr>
+                <w:rStyle w:val="VerbatimChar"/>
+              </w:rPr>
+              <w:t xml:space="preserve">ForgeError</w:t>
+            </w:r>
+            <w:r>
+              <w:t xml:space="preserve">: the CLI forge preflight refuses the command; phase 7 escalates only if origin/config changed mid-run (dry run: falls back to GitLab).</w:t>
+            </w:r>
+          </w:p>
+        </w:tc>
+      </w:tr>
+      <w:tr>
+        <w:tc>
+          <w:tcPr/>
+          <w:p>
+            <w:pPr>
+              <w:pStyle w:val="Compact"/>
+              <w:jc w:val="left"/>
+            </w:pPr>
+            <w:r>
+              <w:rPr>
+                <w:rStyle w:val="VerbatimChar"/>
+              </w:rPr>
+              <w:t xml:space="preserve">adw/env.py</w:t>
+            </w:r>
+          </w:p>
+        </w:tc>
+        <w:tc>
+          <w:tcPr/>
+          <w:p>
+            <w:pPr>
+              <w:pStyle w:val="Compact"/>
+              <w:jc w:val="right"/>
+            </w:pPr>
+            <w:r>
+              <w:t xml:space="preserve">39</w:t>
+            </w:r>
+          </w:p>
+        </w:tc>
+        <w:tc>
+          <w:tcPr/>
+          <w:p>
+            <w:pPr>
+              <w:pStyle w:val="Compact"/>
+              <w:jc w:val="left"/>
+            </w:pPr>
+            <w:r>
+              <w:rPr>
+                <w:rStyle w:val="VerbatimChar"/>
+              </w:rPr>
+              <w:t xml:space="preserve">safe_env()</w:t>
+            </w:r>
+            <w:r>
+              <w:t xml:space="preserve">: environment whitelist for every subprocess.</w:t>
+            </w:r>
+          </w:p>
+        </w:tc>
+      </w:tr>
+      <w:tr>
+        <w:tc>
+          <w:tcPr/>
+          <w:p>
+            <w:pPr>
+              <w:pStyle w:val="Compact"/>
+              <w:jc w:val="left"/>
+            </w:pPr>
+            <w:r>
+              <w:rPr>
+                <w:rStyle w:val="VerbatimChar"/>
+              </w:rPr>
+              <w:t xml:space="preserve">adw/git.py</w:t>
+            </w:r>
+          </w:p>
+        </w:tc>
+        <w:tc>
+          <w:tcPr/>
+          <w:p>
+            <w:pPr>
+              <w:pStyle w:val="Compact"/>
+              <w:jc w:val="right"/>
+            </w:pPr>
+            <w:r>
+              <w:t xml:space="preserve">30</w:t>
+            </w:r>
+          </w:p>
+        </w:tc>
+        <w:tc>
+          <w:tcPr/>
+          <w:p>
+            <w:pPr>
+              <w:pStyle w:val="Compact"/>
+              <w:jc w:val="left"/>
+            </w:pPr>
+            <w:r>
+              <w:rPr>
+                <w:rStyle w:val="VerbatimChar"/>
+              </w:rPr>
+              <w:t xml:space="preserve">run_git()</w:t>
+            </w:r>
+            <w:r>
+              <w:t xml:space="preserve">: the one hardened git invocation (hooks off, env whitelist, caller's timeout) for orchestrator, CLI and GUI.</w:t>
+            </w:r>
+          </w:p>
+        </w:tc>
+      </w:tr>
+      <w:tr>
+        <w:tc>
+          <w:tcPr/>
+          <w:p>
+            <w:pPr>
+              <w:pStyle w:val="Compact"/>
+              <w:jc w:val="left"/>
+            </w:pPr>
+            <w:r>
+              <w:rPr>
+                <w:rStyle w:val="VerbatimChar"/>
+              </w:rPr>
               <w:t xml:space="preserve">adw/events.py</w:t>
             </w:r>
           </w:p>
@@ -5627,19 +6059,144 @@
               <w:jc w:val="right"/>
             </w:pPr>
             <w:r>
-              <w:t xml:space="preserve">3073</w:t>
-            </w:r>
-          </w:p>
-        </w:tc>
-        <w:tc>
-          <w:tcPr/>
-          <w:p>
-            <w:pPr>
-              <w:pStyle w:val="Compact"/>
-              <w:jc w:val="left"/>
-            </w:pPr>
-            <w:r>
-              <w:t xml:space="preserve">Read-only FastAPI app: run list, run detail (Trace/Timeline/Artifacts/Raw), JSON API, SSE live tail, diff endpoint with ref allowlist.</w:t>
+              <w:t xml:space="preserve">464</w:t>
+            </w:r>
+          </w:p>
+        </w:tc>
+        <w:tc>
+          <w:tcPr/>
+          <w:p>
+            <w:pPr>
+              <w:pStyle w:val="Compact"/>
+              <w:jc w:val="left"/>
+            </w:pPr>
+            <w:r>
+              <w:t xml:space="preserve">Read-only FastAPI app: routes for run list, run detail (Trace/Timeline/Artifacts/Raw), JSON API, SSE live tail, diff endpoint with ref allowlist; template filters.</w:t>
+            </w:r>
+          </w:p>
+        </w:tc>
+      </w:tr>
+      <w:tr>
+        <w:tc>
+          <w:tcPr/>
+          <w:p>
+            <w:pPr>
+              <w:pStyle w:val="Compact"/>
+              <w:jc w:val="left"/>
+            </w:pPr>
+            <w:r>
+              <w:rPr>
+                <w:rStyle w:val="VerbatimChar"/>
+              </w:rPr>
+              <w:t xml:space="preserve">adw/gui/trace.py</w:t>
+            </w:r>
+            <w:r>
+              <w:t xml:space="preserve">,</w:t>
+            </w:r>
+            <w:r>
+              <w:t xml:space="preserve"> </w:t>
+            </w:r>
+            <w:r>
+              <w:rPr>
+                <w:rStyle w:val="VerbatimChar"/>
+              </w:rPr>
+              <w:t xml:space="preserve">fmt.py</w:t>
+            </w:r>
+            <w:r>
+              <w:t xml:space="preserve">,</w:t>
+            </w:r>
+            <w:r>
+              <w:t xml:space="preserve"> </w:t>
+            </w:r>
+            <w:r>
+              <w:rPr>
+                <w:rStyle w:val="VerbatimChar"/>
+              </w:rPr>
+              <w:t xml:space="preserve">runs.py</w:t>
+            </w:r>
+            <w:r>
+              <w:t xml:space="preserve">,</w:t>
+            </w:r>
+            <w:r>
+              <w:t xml:space="preserve"> </w:t>
+            </w:r>
+            <w:r>
+              <w:rPr>
+                <w:rStyle w:val="VerbatimChar"/>
+              </w:rPr>
+              <w:t xml:space="preserve">serialize.py</w:t>
+            </w:r>
+            <w:r>
+              <w:t xml:space="preserve">,</w:t>
+            </w:r>
+            <w:r>
+              <w:t xml:space="preserve"> </w:t>
+            </w:r>
+            <w:r>
+              <w:rPr>
+                <w:rStyle w:val="VerbatimChar"/>
+              </w:rPr>
+              <w:t xml:space="preserve">timeline.py</w:t>
+            </w:r>
+            <w:r>
+              <w:t xml:space="preserve">,</w:t>
+            </w:r>
+            <w:r>
+              <w:t xml:space="preserve"> </w:t>
+            </w:r>
+            <w:r>
+              <w:rPr>
+                <w:rStyle w:val="VerbatimChar"/>
+              </w:rPr>
+              <w:t xml:space="preserve">artifacts.py</w:t>
+            </w:r>
+            <w:r>
+              <w:t xml:space="preserve">,</w:t>
+            </w:r>
+            <w:r>
+              <w:t xml:space="preserve"> </w:t>
+            </w:r>
+            <w:r>
+              <w:rPr>
+                <w:rStyle w:val="VerbatimChar"/>
+              </w:rPr>
+              <w:t xml:space="preserve">diffs.py</w:t>
+            </w:r>
+            <w:r>
+              <w:t xml:space="preserve">,</w:t>
+            </w:r>
+            <w:r>
+              <w:t xml:space="preserve"> </w:t>
+            </w:r>
+            <w:r>
+              <w:rPr>
+                <w:rStyle w:val="VerbatimChar"/>
+              </w:rPr>
+              <w:t xml:space="preserve">projections.py</w:t>
+            </w:r>
+          </w:p>
+        </w:tc>
+        <w:tc>
+          <w:tcPr/>
+          <w:p>
+            <w:pPr>
+              <w:pStyle w:val="Compact"/>
+              <w:jc w:val="right"/>
+            </w:pPr>
+            <w:r>
+              <w:t xml:space="preserve">682 / 286 / 619 / 326 / 322 / 74 / 218 / 274</w:t>
+            </w:r>
+          </w:p>
+        </w:tc>
+        <w:tc>
+          <w:tcPr/>
+          <w:p>
+            <w:pPr>
+              <w:pStyle w:val="Compact"/>
+              <w:jc w:val="left"/>
+            </w:pPr>
+            <w:r>
+              <w:t xml:space="preserve">The projections behind the routes: trace windowing + compaction + labels; formatting filters; run metadata, summary and run list; tree serialization + prompt diff + raw view; timeline + node-time context; artifacts listing; snapshot diffs + change scope; plan skeleton, recovery card, assembled run detail.</w:t>
             </w:r>
           </w:p>
         </w:tc>
@@ -5776,14 +6333,14 @@
       <w:r>
         <w:drawing>
           <wp:inline>
-            <wp:extent cx="5334000" cy="2897936"/>
+            <wp:extent cx="5334000" cy="3421361"/>
             <wp:effectExtent b="0" l="0" r="0" t="0"/>
             <wp:docPr descr="Import layers of adw/ — every import points to a lower row (HTML: hover a module for its exact imports)" title="" id="57" name="Picture"/>
             <a:graphic>
               <a:graphicData uri="http://schemas.openxmlformats.org/drawingml/2006/picture">
                 <pic:pic>
                   <pic:nvPicPr>
-                    <pic:cNvPr descr="/tmp/tmp6n3y1bnz/emf/diagrams/spec/module-layers.emf" id="58" name="Picture"/>
+                    <pic:cNvPr descr="/tmp/tmpgr3muoi7/emf/diagrams/spec/module-layers.emf" id="58" name="Picture"/>
                     <pic:cNvPicPr>
                       <a:picLocks noChangeArrowheads="1" noChangeAspect="1"/>
                     </pic:cNvPicPr>
@@ -5797,7 +6354,7 @@
                   <pic:spPr bwMode="auto">
                     <a:xfrm>
                       <a:off x="0" y="0"/>
-                      <a:ext cx="5334000" cy="2897936"/>
+                      <a:ext cx="5334000" cy="3421361"/>
                     </a:xfrm>
                     <a:prstGeom prst="rect">
                       <a:avLst/>
@@ -5871,7 +6428,7 @@
         <w:rPr>
           <w:rStyle w:val="VerbatimChar"/>
         </w:rPr>
-        <w:t xml:space="preserve">phases.py</w:t>
+        <w:t xml:space="preserve">context.py</w:t>
       </w:r>
       <w:r>
         <w:t xml:space="preserve">) carries everything a phase needs:</w:t>
@@ -5977,42 +6534,6 @@
           <w:rStyle w:val="VerbatimChar"/>
         </w:rPr>
         <w:t xml:space="preserve">emitter</w:t>
-      </w:r>
-      <w:r>
-        <w:t xml:space="preserve">, the pinned flags</w:t>
-      </w:r>
-      <w:r>
-        <w:t xml:space="preserve"> </w:t>
-      </w:r>
-      <w:r>
-        <w:rPr>
-          <w:rStyle w:val="VerbatimChar"/>
-        </w:rPr>
-        <w:t xml:space="preserve">skip_approval</w:t>
-      </w:r>
-      <w:r>
-        <w:t xml:space="preserve">,</w:t>
-      </w:r>
-      <w:r>
-        <w:t xml:space="preserve"> </w:t>
-      </w:r>
-      <w:r>
-        <w:rPr>
-          <w:rStyle w:val="VerbatimChar"/>
-        </w:rPr>
-        <w:t xml:space="preserve">spec_approval</w:t>
-      </w:r>
-      <w:r>
-        <w:t xml:space="preserve">,</w:t>
-      </w:r>
-      <w:r>
-        <w:t xml:space="preserve"> </w:t>
-      </w:r>
-      <w:r>
-        <w:rPr>
-          <w:rStyle w:val="VerbatimChar"/>
-        </w:rPr>
-        <w:t xml:space="preserve">dry_run</w:t>
       </w:r>
       <w:r>
         <w:t xml:space="preserve">, a</w:t>
@@ -6103,7 +6624,76 @@
         <w:t xml:space="preserve"> </w:t>
       </w:r>
       <w:r>
-        <w:t xml:space="preserve">the write succeeded.</w:t>
+        <w:t xml:space="preserve">the write succeeded. The gate mode (</w:t>
+      </w:r>
+      <w:r>
+        <w:rPr>
+          <w:rStyle w:val="VerbatimChar"/>
+        </w:rPr>
+        <w:t xml:space="preserve">skip_approval</w:t>
+      </w:r>
+      <w:r>
+        <w:t xml:space="preserve">,</w:t>
+      </w:r>
+      <w:r>
+        <w:t xml:space="preserve"> </w:t>
+      </w:r>
+      <w:r>
+        <w:rPr>
+          <w:rStyle w:val="VerbatimChar"/>
+        </w:rPr>
+        <w:t xml:space="preserve">spec_approval</w:t>
+      </w:r>
+      <w:r>
+        <w:t xml:space="preserve">) and</w:t>
+      </w:r>
+      <w:r>
+        <w:t xml:space="preserve"> </w:t>
+      </w:r>
+      <w:r>
+        <w:rPr>
+          <w:rStyle w:val="VerbatimChar"/>
+        </w:rPr>
+        <w:t xml:space="preserve">dry_run</w:t>
+      </w:r>
+      <w:r>
+        <w:t xml:space="preserve"> </w:t>
+      </w:r>
+      <w:r>
+        <w:t xml:space="preserve">live only in the persisted</w:t>
+      </w:r>
+      <w:r>
+        <w:t xml:space="preserve"> </w:t>
+      </w:r>
+      <w:r>
+        <w:rPr>
+          <w:rStyle w:val="VerbatimChar"/>
+        </w:rPr>
+        <w:t xml:space="preserve">RunState</w:t>
+      </w:r>
+      <w:r>
+        <w:t xml:space="preserve">:</w:t>
+      </w:r>
+      <w:r>
+        <w:t xml:space="preserve"> </w:t>
+      </w:r>
+      <w:r>
+        <w:rPr>
+          <w:rStyle w:val="VerbatimChar"/>
+        </w:rPr>
+        <w:t xml:space="preserve">adw run</w:t>
+      </w:r>
+      <w:r>
+        <w:t xml:space="preserve"> </w:t>
+      </w:r>
+      <w:r>
+        <w:t xml:space="preserve">pins</w:t>
+      </w:r>
+      <w:r>
+        <w:t xml:space="preserve"> </w:t>
+      </w:r>
+      <w:r>
+        <w:t xml:space="preserve">them before the first save, so resume and approve see exactly the started mode.</w:t>
       </w:r>
     </w:p>
     <w:p>
@@ -6744,7 +7334,7 @@
               <a:graphicData uri="http://schemas.openxmlformats.org/drawingml/2006/picture">
                 <pic:pic>
                   <pic:nvPicPr>
-                    <pic:cNvPr descr="/tmp/tmp6n3y1bnz/emf/diagrams/spec/state-machine.emf" id="64" name="Picture"/>
+                    <pic:cNvPr descr="/tmp/tmpgr3muoi7/emf/diagrams/spec/state-machine.emf" id="64" name="Picture"/>
                     <pic:cNvPicPr>
                       <a:picLocks noChangeArrowheads="1" noChangeAspect="1"/>
                     </pic:cNvPicPr>
@@ -8632,7 +9222,7 @@
               <a:graphicData uri="http://schemas.openxmlformats.org/drawingml/2006/picture">
                 <pic:pic>
                   <pic:nvPicPr>
-                    <pic:cNvPr descr="/tmp/tmp6n3y1bnz/emf/diagrams/spec/run-state.emf" id="70" name="Picture"/>
+                    <pic:cNvPr descr="/tmp/tmpgr3muoi7/emf/diagrams/spec/run-state.emf" id="70" name="Picture"/>
                     <pic:cNvPicPr>
                       <a:picLocks noChangeArrowheads="1" noChangeAspect="1"/>
                     </pic:cNvPicPr>
@@ -12036,7 +12626,7 @@
               <a:graphicData uri="http://schemas.openxmlformats.org/drawingml/2006/picture">
                 <pic:pic>
                   <pic:nvPicPr>
-                    <pic:cNvPr descr="/tmp/tmp6n3y1bnz/emf/diagrams/spec/write-boundaries.emf" id="79" name="Picture"/>
+                    <pic:cNvPr descr="/tmp/tmpgr3muoi7/emf/diagrams/spec/write-boundaries.emf" id="79" name="Picture"/>
                     <pic:cNvPicPr>
                       <a:picLocks noChangeArrowheads="1" noChangeAspect="1"/>
                     </pic:cNvPicPr>
@@ -14857,7 +15447,7 @@
         <w:rPr>
           <w:rStyle w:val="VerbatimChar"/>
         </w:rPr>
-        <w:t xml:space="preserve">cli.py</w:t>
+        <w:t xml:space="preserve">adw/dry_run.py</w:t>
       </w:r>
       <w:r>
         <w:t xml:space="preserve">, and an issue fetcher if the forge has issues.</w:t>
@@ -16500,7 +17090,7 @@
               <a:graphicData uri="http://schemas.openxmlformats.org/drawingml/2006/picture">
                 <pic:pic>
                   <pic:nvPicPr>
-                    <pic:cNvPr descr="/tmp/tmp6n3y1bnz/emf/diagrams/spec/security-layers.emf" id="89" name="Picture"/>
+                    <pic:cNvPr descr="/tmp/tmpgr3muoi7/emf/diagrams/spec/security-layers.emf" id="89" name="Picture"/>
                     <pic:cNvPicPr>
                       <a:picLocks noChangeArrowheads="1" noChangeAspect="1"/>
                     </pic:cNvPicPr>
@@ -18153,7 +18743,28 @@
               <w:t xml:space="preserve">agents.py</w:t>
             </w:r>
             <w:r>
-              <w:t xml:space="preserve">; a call site in</w:t>
+              <w:t xml:space="preserve">; a call site in a phase module (</w:t>
+            </w:r>
+            <w:r>
+              <w:rPr>
+                <w:rStyle w:val="VerbatimChar"/>
+              </w:rPr>
+              <w:t xml:space="preserve">authoring.py</w:t>
+            </w:r>
+            <w:r>
+              <w:t xml:space="preserve">,</w:t>
+            </w:r>
+            <w:r>
+              <w:t xml:space="preserve"> </w:t>
+            </w:r>
+            <w:r>
+              <w:rPr>
+                <w:rStyle w:val="VerbatimChar"/>
+              </w:rPr>
+              <w:t xml:space="preserve">lanes.py</w:t>
+            </w:r>
+            <w:r>
+              <w:t xml:space="preserve">,</w:t>
             </w:r>
             <w:r>
               <w:t xml:space="preserve"> </w:t>
@@ -18165,10 +18776,7 @@
               <w:t xml:space="preserve">phases.py</w:t>
             </w:r>
             <w:r>
-              <w:t xml:space="preserve"> </w:t>
-            </w:r>
-            <w:r>
-              <w:t xml:space="preserve">via</w:t>
+              <w:t xml:space="preserve">) via</w:t>
             </w:r>
             <w:r>
               <w:t xml:space="preserve"> </w:t>
@@ -18189,7 +18797,7 @@
               <w:rPr>
                 <w:rStyle w:val="VerbatimChar"/>
               </w:rPr>
-              <w:t xml:space="preserve">cli._dry_run_runners</w:t>
+              <w:t xml:space="preserve">dry_run.runners</w:t>
             </w:r>
             <w:r>
               <w:t xml:space="preserve"> </w:t>

--- a/docs/export/ADW-SPEC.docx
+++ b/docs/export/ADW-SPEC.docx
@@ -785,7 +785,7 @@
               <a:graphicData uri="http://schemas.openxmlformats.org/drawingml/2006/picture">
                 <pic:pic>
                   <pic:nvPicPr>
-                    <pic:cNvPr descr="/tmp/tmpgr3muoi7/emf/diagrams/spec/philosophy-map.emf" id="33" name="Picture"/>
+                    <pic:cNvPr descr="/tmp/tmpgszi6s13/emf/diagrams/spec/philosophy-map.emf" id="33" name="Picture"/>
                     <pic:cNvPicPr>
                       <a:picLocks noChangeArrowheads="1" noChangeAspect="1"/>
                     </pic:cNvPicPr>
@@ -1275,7 +1275,7 @@
               <a:graphicData uri="http://schemas.openxmlformats.org/drawingml/2006/picture">
                 <pic:pic>
                   <pic:nvPicPr>
-                    <pic:cNvPr descr="/tmp/tmpgr3muoi7/emf/diagrams/spec/fix-path.emf" id="38" name="Picture"/>
+                    <pic:cNvPr descr="/tmp/tmpgszi6s13/emf/diagrams/spec/fix-path.emf" id="38" name="Picture"/>
                     <pic:cNvPicPr>
                       <a:picLocks noChangeArrowheads="1" noChangeAspect="1"/>
                     </pic:cNvPicPr>
@@ -3836,7 +3836,7 @@
               <a:graphicData uri="http://schemas.openxmlformats.org/drawingml/2006/picture">
                 <pic:pic>
                   <pic:nvPicPr>
-                    <pic:cNvPr descr="/tmp/tmpgr3muoi7/emf/diagrams/spec/architecture.emf" id="55" name="Picture"/>
+                    <pic:cNvPr descr="/tmp/tmpgszi6s13/emf/diagrams/spec/architecture.emf" id="55" name="Picture"/>
                     <pic:cNvPicPr>
                       <a:picLocks noChangeArrowheads="1" noChangeAspect="1"/>
                     </pic:cNvPicPr>
@@ -6340,7 +6340,7 @@
               <a:graphicData uri="http://schemas.openxmlformats.org/drawingml/2006/picture">
                 <pic:pic>
                   <pic:nvPicPr>
-                    <pic:cNvPr descr="/tmp/tmpgr3muoi7/emf/diagrams/spec/module-layers.emf" id="58" name="Picture"/>
+                    <pic:cNvPr descr="/tmp/tmpgszi6s13/emf/diagrams/spec/module-layers.emf" id="58" name="Picture"/>
                     <pic:cNvPicPr>
                       <a:picLocks noChangeArrowheads="1" noChangeAspect="1"/>
                     </pic:cNvPicPr>
@@ -7334,7 +7334,7 @@
               <a:graphicData uri="http://schemas.openxmlformats.org/drawingml/2006/picture">
                 <pic:pic>
                   <pic:nvPicPr>
-                    <pic:cNvPr descr="/tmp/tmpgr3muoi7/emf/diagrams/spec/state-machine.emf" id="64" name="Picture"/>
+                    <pic:cNvPr descr="/tmp/tmpgszi6s13/emf/diagrams/spec/state-machine.emf" id="64" name="Picture"/>
                     <pic:cNvPicPr>
                       <a:picLocks noChangeArrowheads="1" noChangeAspect="1"/>
                     </pic:cNvPicPr>
@@ -9222,7 +9222,7 @@
               <a:graphicData uri="http://schemas.openxmlformats.org/drawingml/2006/picture">
                 <pic:pic>
                   <pic:nvPicPr>
-                    <pic:cNvPr descr="/tmp/tmpgr3muoi7/emf/diagrams/spec/run-state.emf" id="70" name="Picture"/>
+                    <pic:cNvPr descr="/tmp/tmpgszi6s13/emf/diagrams/spec/run-state.emf" id="70" name="Picture"/>
                     <pic:cNvPicPr>
                       <a:picLocks noChangeArrowheads="1" noChangeAspect="1"/>
                     </pic:cNvPicPr>
@@ -12626,7 +12626,7 @@
               <a:graphicData uri="http://schemas.openxmlformats.org/drawingml/2006/picture">
                 <pic:pic>
                   <pic:nvPicPr>
-                    <pic:cNvPr descr="/tmp/tmpgr3muoi7/emf/diagrams/spec/write-boundaries.emf" id="79" name="Picture"/>
+                    <pic:cNvPr descr="/tmp/tmpgszi6s13/emf/diagrams/spec/write-boundaries.emf" id="79" name="Picture"/>
                     <pic:cNvPicPr>
                       <a:picLocks noChangeArrowheads="1" noChangeAspect="1"/>
                     </pic:cNvPicPr>
@@ -17090,7 +17090,7 @@
               <a:graphicData uri="http://schemas.openxmlformats.org/drawingml/2006/picture">
                 <pic:pic>
                   <pic:nvPicPr>
-                    <pic:cNvPr descr="/tmp/tmpgr3muoi7/emf/diagrams/spec/security-layers.emf" id="89" name="Picture"/>
+                    <pic:cNvPr descr="/tmp/tmpgszi6s13/emf/diagrams/spec/security-layers.emf" id="89" name="Picture"/>
                     <pic:cNvPicPr>
                       <a:picLocks noChangeArrowheads="1" noChangeAspect="1"/>
                     </pic:cNvPicPr>

--- a/docs/export/ADW-SPEC.docx
+++ b/docs/export/ADW-SPEC.docx
@@ -785,7 +785,7 @@
               <a:graphicData uri="http://schemas.openxmlformats.org/drawingml/2006/picture">
                 <pic:pic>
                   <pic:nvPicPr>
-                    <pic:cNvPr descr="/tmp/tmpgszi6s13/emf/diagrams/spec/philosophy-map.emf" id="33" name="Picture"/>
+                    <pic:cNvPr descr="/tmp/tmpjnzbh_pr/emf/diagrams/spec/philosophy-map.emf" id="33" name="Picture"/>
                     <pic:cNvPicPr>
                       <a:picLocks noChangeArrowheads="1" noChangeAspect="1"/>
                     </pic:cNvPicPr>
@@ -1275,7 +1275,7 @@
               <a:graphicData uri="http://schemas.openxmlformats.org/drawingml/2006/picture">
                 <pic:pic>
                   <pic:nvPicPr>
-                    <pic:cNvPr descr="/tmp/tmpgszi6s13/emf/diagrams/spec/fix-path.emf" id="38" name="Picture"/>
+                    <pic:cNvPr descr="/tmp/tmpjnzbh_pr/emf/diagrams/spec/fix-path.emf" id="38" name="Picture"/>
                     <pic:cNvPicPr>
                       <a:picLocks noChangeArrowheads="1" noChangeAspect="1"/>
                     </pic:cNvPicPr>
@@ -3836,7 +3836,7 @@
               <a:graphicData uri="http://schemas.openxmlformats.org/drawingml/2006/picture">
                 <pic:pic>
                   <pic:nvPicPr>
-                    <pic:cNvPr descr="/tmp/tmpgszi6s13/emf/diagrams/spec/architecture.emf" id="55" name="Picture"/>
+                    <pic:cNvPr descr="/tmp/tmpjnzbh_pr/emf/diagrams/spec/architecture.emf" id="55" name="Picture"/>
                     <pic:cNvPicPr>
                       <a:picLocks noChangeArrowheads="1" noChangeAspect="1"/>
                     </pic:cNvPicPr>
@@ -6340,7 +6340,7 @@
               <a:graphicData uri="http://schemas.openxmlformats.org/drawingml/2006/picture">
                 <pic:pic>
                   <pic:nvPicPr>
-                    <pic:cNvPr descr="/tmp/tmpgszi6s13/emf/diagrams/spec/module-layers.emf" id="58" name="Picture"/>
+                    <pic:cNvPr descr="/tmp/tmpjnzbh_pr/emf/diagrams/spec/module-layers.emf" id="58" name="Picture"/>
                     <pic:cNvPicPr>
                       <a:picLocks noChangeArrowheads="1" noChangeAspect="1"/>
                     </pic:cNvPicPr>
@@ -7334,7 +7334,7 @@
               <a:graphicData uri="http://schemas.openxmlformats.org/drawingml/2006/picture">
                 <pic:pic>
                   <pic:nvPicPr>
-                    <pic:cNvPr descr="/tmp/tmpgszi6s13/emf/diagrams/spec/state-machine.emf" id="64" name="Picture"/>
+                    <pic:cNvPr descr="/tmp/tmpjnzbh_pr/emf/diagrams/spec/state-machine.emf" id="64" name="Picture"/>
                     <pic:cNvPicPr>
                       <a:picLocks noChangeArrowheads="1" noChangeAspect="1"/>
                     </pic:cNvPicPr>
@@ -9222,7 +9222,7 @@
               <a:graphicData uri="http://schemas.openxmlformats.org/drawingml/2006/picture">
                 <pic:pic>
                   <pic:nvPicPr>
-                    <pic:cNvPr descr="/tmp/tmpgszi6s13/emf/diagrams/spec/run-state.emf" id="70" name="Picture"/>
+                    <pic:cNvPr descr="/tmp/tmpjnzbh_pr/emf/diagrams/spec/run-state.emf" id="70" name="Picture"/>
                     <pic:cNvPicPr>
                       <a:picLocks noChangeArrowheads="1" noChangeAspect="1"/>
                     </pic:cNvPicPr>
@@ -12626,7 +12626,7 @@
               <a:graphicData uri="http://schemas.openxmlformats.org/drawingml/2006/picture">
                 <pic:pic>
                   <pic:nvPicPr>
-                    <pic:cNvPr descr="/tmp/tmpgszi6s13/emf/diagrams/spec/write-boundaries.emf" id="79" name="Picture"/>
+                    <pic:cNvPr descr="/tmp/tmpjnzbh_pr/emf/diagrams/spec/write-boundaries.emf" id="79" name="Picture"/>
                     <pic:cNvPicPr>
                       <a:picLocks noChangeArrowheads="1" noChangeAspect="1"/>
                     </pic:cNvPicPr>
@@ -14308,13 +14308,19 @@
         <w:rPr>
           <w:rStyle w:val="VerbatimChar"/>
         </w:rPr>
-        <w:t xml:space="preserve">codex exec -m gpt-6-astra --sandbox read-only -c mcp_servers={} …</w:t>
-      </w:r>
-      <w:r>
-        <w:t xml:space="preserve"> </w:t>
-      </w:r>
-      <w:r>
-        <w:t xml:space="preserve">as a</w:t>
+        <w:t xml:space="preserve">codex exec -m gpt-6-astra --sandbox read-only -c mcp_servers={} … -</w:t>
+      </w:r>
+      <w:r>
+        <w:t xml:space="preserve"> </w:t>
+      </w:r>
+      <w:r>
+        <w:t xml:space="preserve">(prompt on</w:t>
+      </w:r>
+      <w:r>
+        <w:t xml:space="preserve"> </w:t>
+      </w:r>
+      <w:r>
+        <w:t xml:space="preserve">stdin — a long file list exceeded Linux's 128 KiB per-argument limit) as a</w:t>
       </w:r>
       <w:r>
         <w:t xml:space="preserve"> </w:t>
@@ -17090,7 +17096,7 @@
               <a:graphicData uri="http://schemas.openxmlformats.org/drawingml/2006/picture">
                 <pic:pic>
                   <pic:nvPicPr>
-                    <pic:cNvPr descr="/tmp/tmpgszi6s13/emf/diagrams/spec/security-layers.emf" id="89" name="Picture"/>
+                    <pic:cNvPr descr="/tmp/tmpjnzbh_pr/emf/diagrams/spec/security-layers.emf" id="89" name="Picture"/>
                     <pic:cNvPicPr>
                       <a:picLocks noChangeArrowheads="1" noChangeAspect="1"/>
                     </pic:cNvPicPr>
